--- a/output/dem_plum_smmry_frmt.docx
+++ b/output/dem_plum_smmry_frmt.docx
@@ -22,7 +22,6 @@
           <w:trHeight w:val="360" w:hRule="auto"/>
           <w:tblHeader/>
         </w:trPr>
-        header 1
         <w:tc>
           <w:tcPr>
             <w:vMerge w:val="restart"/>
@@ -58,17 +57,19 @@
                 <w:i w:val="false"/>
                 <w:b w:val="false"/>
                 <w:u w:val="none"/>
-                <w:sz w:val="24"/>
-                <w:szCs w:val="24"/>
-                <w:color w:val="000000"/>
-              </w:rPr>
-            </w:pPr>
-            <w:r>
-              <w:rPr>
-                <w:rFonts w:ascii="Times New Roman" w:hAnsi="Times New Roman" w:eastAsia="Times New Roman" w:cs="Times New Roman"/>
-                <w:i w:val="false"/>
-                <w:b w:val="false"/>
-                <w:u w:val="none"/>
+                <w:strike w:val="false"/>
+                <w:sz w:val="24"/>
+                <w:szCs w:val="24"/>
+                <w:color w:val="000000"/>
+              </w:rPr>
+            </w:pPr>
+            <w:r>
+              <w:rPr>
+                <w:rFonts w:ascii="Times New Roman" w:hAnsi="Times New Roman" w:eastAsia="Times New Roman" w:cs="Times New Roman"/>
+                <w:i w:val="false"/>
+                <w:b w:val="false"/>
+                <w:u w:val="none"/>
+                <w:strike w:val="false"/>
                 <w:sz w:val="24"/>
                 <w:szCs w:val="24"/>
                 <w:color w:val="000000"/>
@@ -112,17 +113,19 @@
                 <w:i w:val="false"/>
                 <w:b w:val="false"/>
                 <w:u w:val="none"/>
-                <w:sz w:val="24"/>
-                <w:szCs w:val="24"/>
-                <w:color w:val="000000"/>
-              </w:rPr>
-            </w:pPr>
-            <w:r>
-              <w:rPr>
-                <w:rFonts w:ascii="Times New Roman" w:hAnsi="Times New Roman" w:eastAsia="Times New Roman" w:cs="Times New Roman"/>
-                <w:i w:val="false"/>
-                <w:b w:val="false"/>
-                <w:u w:val="none"/>
+                <w:strike w:val="false"/>
+                <w:sz w:val="24"/>
+                <w:szCs w:val="24"/>
+                <w:color w:val="000000"/>
+              </w:rPr>
+            </w:pPr>
+            <w:r>
+              <w:rPr>
+                <w:rFonts w:ascii="Times New Roman" w:hAnsi="Times New Roman" w:eastAsia="Times New Roman" w:cs="Times New Roman"/>
+                <w:i w:val="false"/>
+                <w:b w:val="false"/>
+                <w:u w:val="none"/>
+                <w:strike w:val="false"/>
                 <w:sz w:val="24"/>
                 <w:szCs w:val="24"/>
                 <w:color w:val="000000"/>
@@ -166,17 +169,19 @@
                 <w:i w:val="false"/>
                 <w:b w:val="false"/>
                 <w:u w:val="none"/>
-                <w:sz w:val="24"/>
-                <w:szCs w:val="24"/>
-                <w:color w:val="000000"/>
-              </w:rPr>
-            </w:pPr>
-            <w:r>
-              <w:rPr>
-                <w:rFonts w:ascii="Times New Roman" w:hAnsi="Times New Roman" w:eastAsia="Times New Roman" w:cs="Times New Roman"/>
-                <w:i w:val="false"/>
-                <w:b w:val="false"/>
-                <w:u w:val="none"/>
+                <w:strike w:val="false"/>
+                <w:sz w:val="24"/>
+                <w:szCs w:val="24"/>
+                <w:color w:val="000000"/>
+              </w:rPr>
+            </w:pPr>
+            <w:r>
+              <w:rPr>
+                <w:rFonts w:ascii="Times New Roman" w:hAnsi="Times New Roman" w:eastAsia="Times New Roman" w:cs="Times New Roman"/>
+                <w:i w:val="false"/>
+                <w:b w:val="false"/>
+                <w:u w:val="none"/>
+                <w:strike w:val="false"/>
                 <w:sz w:val="24"/>
                 <w:szCs w:val="24"/>
                 <w:color w:val="000000"/>
@@ -220,17 +225,19 @@
                 <w:i w:val="false"/>
                 <w:b w:val="false"/>
                 <w:u w:val="none"/>
-                <w:sz w:val="24"/>
-                <w:szCs w:val="24"/>
-                <w:color w:val="000000"/>
-              </w:rPr>
-            </w:pPr>
-            <w:r>
-              <w:rPr>
-                <w:rFonts w:ascii="Times New Roman" w:hAnsi="Times New Roman" w:eastAsia="Times New Roman" w:cs="Times New Roman"/>
-                <w:i w:val="false"/>
-                <w:b w:val="false"/>
-                <w:u w:val="none"/>
+                <w:strike w:val="false"/>
+                <w:sz w:val="24"/>
+                <w:szCs w:val="24"/>
+                <w:color w:val="000000"/>
+              </w:rPr>
+            </w:pPr>
+            <w:r>
+              <w:rPr>
+                <w:rFonts w:ascii="Times New Roman" w:hAnsi="Times New Roman" w:eastAsia="Times New Roman" w:cs="Times New Roman"/>
+                <w:i w:val="false"/>
+                <w:b w:val="false"/>
+                <w:u w:val="none"/>
+                <w:strike w:val="false"/>
                 <w:sz w:val="24"/>
                 <w:szCs w:val="24"/>
                 <w:color w:val="000000"/>
@@ -245,7 +252,6 @@
           <w:trHeight w:val="360" w:hRule="auto"/>
           <w:tblHeader/>
         </w:trPr>
-        header 2
         <w:tc>
           <w:tcPr>
             <w:vMerge/>
@@ -281,6 +287,7 @@
                 <w:i w:val="false"/>
                 <w:b w:val="false"/>
                 <w:u w:val="none"/>
+                <w:strike w:val="false"/>
                 <w:sz w:val="24"/>
                 <w:szCs w:val="24"/>
                 <w:color w:val="000000"/>
@@ -323,6 +330,7 @@
                 <w:i w:val="false"/>
                 <w:b w:val="false"/>
                 <w:u w:val="none"/>
+                <w:strike w:val="false"/>
                 <w:sz w:val="24"/>
                 <w:szCs w:val="24"/>
                 <w:color w:val="000000"/>
@@ -364,17 +372,19 @@
                 <w:i w:val="false"/>
                 <w:b w:val="false"/>
                 <w:u w:val="none"/>
-                <w:sz w:val="24"/>
-                <w:szCs w:val="24"/>
-                <w:color w:val="000000"/>
-              </w:rPr>
-            </w:pPr>
-            <w:r>
-              <w:rPr>
-                <w:rFonts w:ascii="Times New Roman" w:hAnsi="Times New Roman" w:eastAsia="Times New Roman" w:cs="Times New Roman"/>
-                <w:i w:val="false"/>
-                <w:b w:val="false"/>
-                <w:u w:val="none"/>
+                <w:strike w:val="false"/>
+                <w:sz w:val="24"/>
+                <w:szCs w:val="24"/>
+                <w:color w:val="000000"/>
+              </w:rPr>
+            </w:pPr>
+            <w:r>
+              <w:rPr>
+                <w:rFonts w:ascii="Times New Roman" w:hAnsi="Times New Roman" w:eastAsia="Times New Roman" w:cs="Times New Roman"/>
+                <w:i w:val="false"/>
+                <w:b w:val="false"/>
+                <w:u w:val="none"/>
+                <w:strike w:val="false"/>
                 <w:sz w:val="24"/>
                 <w:szCs w:val="24"/>
                 <w:color w:val="000000"/>
@@ -417,17 +427,19 @@
                 <w:i w:val="false"/>
                 <w:b w:val="false"/>
                 <w:u w:val="none"/>
-                <w:sz w:val="24"/>
-                <w:szCs w:val="24"/>
-                <w:color w:val="000000"/>
-              </w:rPr>
-            </w:pPr>
-            <w:r>
-              <w:rPr>
-                <w:rFonts w:ascii="Times New Roman" w:hAnsi="Times New Roman" w:eastAsia="Times New Roman" w:cs="Times New Roman"/>
-                <w:i w:val="false"/>
-                <w:b w:val="false"/>
-                <w:u w:val="none"/>
+                <w:strike w:val="false"/>
+                <w:sz w:val="24"/>
+                <w:szCs w:val="24"/>
+                <w:color w:val="000000"/>
+              </w:rPr>
+            </w:pPr>
+            <w:r>
+              <w:rPr>
+                <w:rFonts w:ascii="Times New Roman" w:hAnsi="Times New Roman" w:eastAsia="Times New Roman" w:cs="Times New Roman"/>
+                <w:i w:val="false"/>
+                <w:b w:val="false"/>
+                <w:u w:val="none"/>
+                <w:strike w:val="false"/>
                 <w:sz w:val="24"/>
                 <w:szCs w:val="24"/>
                 <w:color w:val="000000"/>
@@ -470,17 +482,19 @@
                 <w:i w:val="false"/>
                 <w:b w:val="false"/>
                 <w:u w:val="none"/>
-                <w:sz w:val="24"/>
-                <w:szCs w:val="24"/>
-                <w:color w:val="000000"/>
-              </w:rPr>
-            </w:pPr>
-            <w:r>
-              <w:rPr>
-                <w:rFonts w:ascii="Times New Roman" w:hAnsi="Times New Roman" w:eastAsia="Times New Roman" w:cs="Times New Roman"/>
-                <w:i w:val="false"/>
-                <w:b w:val="false"/>
-                <w:u w:val="none"/>
+                <w:strike w:val="false"/>
+                <w:sz w:val="24"/>
+                <w:szCs w:val="24"/>
+                <w:color w:val="000000"/>
+              </w:rPr>
+            </w:pPr>
+            <w:r>
+              <w:rPr>
+                <w:rFonts w:ascii="Times New Roman" w:hAnsi="Times New Roman" w:eastAsia="Times New Roman" w:cs="Times New Roman"/>
+                <w:i w:val="false"/>
+                <w:b w:val="false"/>
+                <w:u w:val="none"/>
+                <w:strike w:val="false"/>
                 <w:sz w:val="24"/>
                 <w:szCs w:val="24"/>
                 <w:color w:val="000000"/>
@@ -523,17 +537,19 @@
                 <w:i w:val="false"/>
                 <w:b w:val="false"/>
                 <w:u w:val="none"/>
-                <w:sz w:val="24"/>
-                <w:szCs w:val="24"/>
-                <w:color w:val="000000"/>
-              </w:rPr>
-            </w:pPr>
-            <w:r>
-              <w:rPr>
-                <w:rFonts w:ascii="Times New Roman" w:hAnsi="Times New Roman" w:eastAsia="Times New Roman" w:cs="Times New Roman"/>
-                <w:i w:val="false"/>
-                <w:b w:val="false"/>
-                <w:u w:val="none"/>
+                <w:strike w:val="false"/>
+                <w:sz w:val="24"/>
+                <w:szCs w:val="24"/>
+                <w:color w:val="000000"/>
+              </w:rPr>
+            </w:pPr>
+            <w:r>
+              <w:rPr>
+                <w:rFonts w:ascii="Times New Roman" w:hAnsi="Times New Roman" w:eastAsia="Times New Roman" w:cs="Times New Roman"/>
+                <w:i w:val="false"/>
+                <w:b w:val="false"/>
+                <w:u w:val="none"/>
+                <w:strike w:val="false"/>
                 <w:sz w:val="24"/>
                 <w:szCs w:val="24"/>
                 <w:color w:val="000000"/>
@@ -547,7 +563,6 @@
         <w:trPr>
           <w:trHeight w:val="360" w:hRule="auto"/>
         </w:trPr>
-        body 1
         <w:tc>
           <w:tcPr>
             <w:tcBorders>
@@ -582,17 +597,19 @@
                 <w:i w:val="false"/>
                 <w:b w:val="false"/>
                 <w:u w:val="none"/>
-                <w:sz w:val="24"/>
-                <w:szCs w:val="24"/>
-                <w:color w:val="000000"/>
-              </w:rPr>
-            </w:pPr>
-            <w:r>
-              <w:rPr>
-                <w:rFonts w:ascii="Times New Roman" w:hAnsi="Times New Roman" w:eastAsia="Times New Roman" w:cs="Times New Roman"/>
-                <w:i w:val="false"/>
-                <w:b w:val="false"/>
-                <w:u w:val="none"/>
+                <w:strike w:val="false"/>
+                <w:sz w:val="24"/>
+                <w:szCs w:val="24"/>
+                <w:color w:val="000000"/>
+              </w:rPr>
+            </w:pPr>
+            <w:r>
+              <w:rPr>
+                <w:rFonts w:ascii="Times New Roman" w:hAnsi="Times New Roman" w:eastAsia="Times New Roman" w:cs="Times New Roman"/>
+                <w:i w:val="false"/>
+                <w:b w:val="false"/>
+                <w:u w:val="none"/>
+                <w:strike w:val="false"/>
                 <w:sz w:val="24"/>
                 <w:szCs w:val="24"/>
                 <w:color w:val="000000"/>
@@ -635,17 +652,19 @@
                 <w:i w:val="false"/>
                 <w:b w:val="false"/>
                 <w:u w:val="none"/>
-                <w:sz w:val="24"/>
-                <w:szCs w:val="24"/>
-                <w:color w:val="000000"/>
-              </w:rPr>
-            </w:pPr>
-            <w:r>
-              <w:rPr>
-                <w:rFonts w:ascii="Times New Roman" w:hAnsi="Times New Roman" w:eastAsia="Times New Roman" w:cs="Times New Roman"/>
-                <w:i w:val="false"/>
-                <w:b w:val="false"/>
-                <w:u w:val="none"/>
+                <w:strike w:val="false"/>
+                <w:sz w:val="24"/>
+                <w:szCs w:val="24"/>
+                <w:color w:val="000000"/>
+              </w:rPr>
+            </w:pPr>
+            <w:r>
+              <w:rPr>
+                <w:rFonts w:ascii="Times New Roman" w:hAnsi="Times New Roman" w:eastAsia="Times New Roman" w:cs="Times New Roman"/>
+                <w:i w:val="false"/>
+                <w:b w:val="false"/>
+                <w:u w:val="none"/>
+                <w:strike w:val="false"/>
                 <w:sz w:val="24"/>
                 <w:szCs w:val="24"/>
                 <w:color w:val="000000"/>
@@ -688,17 +707,19 @@
                 <w:i w:val="false"/>
                 <w:b w:val="false"/>
                 <w:u w:val="none"/>
-                <w:sz w:val="24"/>
-                <w:szCs w:val="24"/>
-                <w:color w:val="000000"/>
-              </w:rPr>
-            </w:pPr>
-            <w:r>
-              <w:rPr>
-                <w:rFonts w:ascii="Times New Roman" w:hAnsi="Times New Roman" w:eastAsia="Times New Roman" w:cs="Times New Roman"/>
-                <w:i w:val="false"/>
-                <w:b w:val="false"/>
-                <w:u w:val="none"/>
+                <w:strike w:val="false"/>
+                <w:sz w:val="24"/>
+                <w:szCs w:val="24"/>
+                <w:color w:val="000000"/>
+              </w:rPr>
+            </w:pPr>
+            <w:r>
+              <w:rPr>
+                <w:rFonts w:ascii="Times New Roman" w:hAnsi="Times New Roman" w:eastAsia="Times New Roman" w:cs="Times New Roman"/>
+                <w:i w:val="false"/>
+                <w:b w:val="false"/>
+                <w:u w:val="none"/>
+                <w:strike w:val="false"/>
                 <w:sz w:val="24"/>
                 <w:szCs w:val="24"/>
                 <w:color w:val="000000"/>
@@ -741,17 +762,19 @@
                 <w:i w:val="false"/>
                 <w:b w:val="false"/>
                 <w:u w:val="none"/>
-                <w:sz w:val="24"/>
-                <w:szCs w:val="24"/>
-                <w:color w:val="000000"/>
-              </w:rPr>
-            </w:pPr>
-            <w:r>
-              <w:rPr>
-                <w:rFonts w:ascii="Times New Roman" w:hAnsi="Times New Roman" w:eastAsia="Times New Roman" w:cs="Times New Roman"/>
-                <w:i w:val="false"/>
-                <w:b w:val="false"/>
-                <w:u w:val="none"/>
+                <w:strike w:val="false"/>
+                <w:sz w:val="24"/>
+                <w:szCs w:val="24"/>
+                <w:color w:val="000000"/>
+              </w:rPr>
+            </w:pPr>
+            <w:r>
+              <w:rPr>
+                <w:rFonts w:ascii="Times New Roman" w:hAnsi="Times New Roman" w:eastAsia="Times New Roman" w:cs="Times New Roman"/>
+                <w:i w:val="false"/>
+                <w:b w:val="false"/>
+                <w:u w:val="none"/>
+                <w:strike w:val="false"/>
                 <w:sz w:val="24"/>
                 <w:szCs w:val="24"/>
                 <w:color w:val="000000"/>
@@ -794,17 +817,19 @@
                 <w:i w:val="false"/>
                 <w:b w:val="false"/>
                 <w:u w:val="none"/>
-                <w:sz w:val="24"/>
-                <w:szCs w:val="24"/>
-                <w:color w:val="000000"/>
-              </w:rPr>
-            </w:pPr>
-            <w:r>
-              <w:rPr>
-                <w:rFonts w:ascii="Times New Roman" w:hAnsi="Times New Roman" w:eastAsia="Times New Roman" w:cs="Times New Roman"/>
-                <w:i w:val="false"/>
-                <w:b w:val="false"/>
-                <w:u w:val="none"/>
+                <w:strike w:val="false"/>
+                <w:sz w:val="24"/>
+                <w:szCs w:val="24"/>
+                <w:color w:val="000000"/>
+              </w:rPr>
+            </w:pPr>
+            <w:r>
+              <w:rPr>
+                <w:rFonts w:ascii="Times New Roman" w:hAnsi="Times New Roman" w:eastAsia="Times New Roman" w:cs="Times New Roman"/>
+                <w:i w:val="false"/>
+                <w:b w:val="false"/>
+                <w:u w:val="none"/>
+                <w:strike w:val="false"/>
                 <w:sz w:val="24"/>
                 <w:szCs w:val="24"/>
                 <w:color w:val="000000"/>
@@ -847,17 +872,19 @@
                 <w:i w:val="false"/>
                 <w:b w:val="false"/>
                 <w:u w:val="none"/>
-                <w:sz w:val="24"/>
-                <w:szCs w:val="24"/>
-                <w:color w:val="000000"/>
-              </w:rPr>
-            </w:pPr>
-            <w:r>
-              <w:rPr>
-                <w:rFonts w:ascii="Times New Roman" w:hAnsi="Times New Roman" w:eastAsia="Times New Roman" w:cs="Times New Roman"/>
-                <w:i w:val="false"/>
-                <w:b w:val="false"/>
-                <w:u w:val="none"/>
+                <w:strike w:val="false"/>
+                <w:sz w:val="24"/>
+                <w:szCs w:val="24"/>
+                <w:color w:val="000000"/>
+              </w:rPr>
+            </w:pPr>
+            <w:r>
+              <w:rPr>
+                <w:rFonts w:ascii="Times New Roman" w:hAnsi="Times New Roman" w:eastAsia="Times New Roman" w:cs="Times New Roman"/>
+                <w:i w:val="false"/>
+                <w:b w:val="false"/>
+                <w:u w:val="none"/>
+                <w:strike w:val="false"/>
                 <w:sz w:val="24"/>
                 <w:szCs w:val="24"/>
                 <w:color w:val="000000"/>
@@ -871,7 +898,6 @@
         <w:trPr>
           <w:trHeight w:val="360" w:hRule="auto"/>
         </w:trPr>
-        body 2
         <w:tc>
           <w:tcPr>
             <w:tcBorders>
@@ -906,17 +932,19 @@
                 <w:i w:val="false"/>
                 <w:b w:val="false"/>
                 <w:u w:val="none"/>
-                <w:sz w:val="24"/>
-                <w:szCs w:val="24"/>
-                <w:color w:val="000000"/>
-              </w:rPr>
-            </w:pPr>
-            <w:r>
-              <w:rPr>
-                <w:rFonts w:ascii="Times New Roman" w:hAnsi="Times New Roman" w:eastAsia="Times New Roman" w:cs="Times New Roman"/>
-                <w:i w:val="false"/>
-                <w:b w:val="false"/>
-                <w:u w:val="none"/>
+                <w:strike w:val="false"/>
+                <w:sz w:val="24"/>
+                <w:szCs w:val="24"/>
+                <w:color w:val="000000"/>
+              </w:rPr>
+            </w:pPr>
+            <w:r>
+              <w:rPr>
+                <w:rFonts w:ascii="Times New Roman" w:hAnsi="Times New Roman" w:eastAsia="Times New Roman" w:cs="Times New Roman"/>
+                <w:i w:val="false"/>
+                <w:b w:val="false"/>
+                <w:u w:val="none"/>
+                <w:strike w:val="false"/>
                 <w:sz w:val="24"/>
                 <w:szCs w:val="24"/>
                 <w:color w:val="000000"/>
@@ -959,17 +987,19 @@
                 <w:i w:val="false"/>
                 <w:b w:val="false"/>
                 <w:u w:val="none"/>
-                <w:sz w:val="24"/>
-                <w:szCs w:val="24"/>
-                <w:color w:val="000000"/>
-              </w:rPr>
-            </w:pPr>
-            <w:r>
-              <w:rPr>
-                <w:rFonts w:ascii="Times New Roman" w:hAnsi="Times New Roman" w:eastAsia="Times New Roman" w:cs="Times New Roman"/>
-                <w:i w:val="false"/>
-                <w:b w:val="false"/>
-                <w:u w:val="none"/>
+                <w:strike w:val="false"/>
+                <w:sz w:val="24"/>
+                <w:szCs w:val="24"/>
+                <w:color w:val="000000"/>
+              </w:rPr>
+            </w:pPr>
+            <w:r>
+              <w:rPr>
+                <w:rFonts w:ascii="Times New Roman" w:hAnsi="Times New Roman" w:eastAsia="Times New Roman" w:cs="Times New Roman"/>
+                <w:i w:val="false"/>
+                <w:b w:val="false"/>
+                <w:u w:val="none"/>
+                <w:strike w:val="false"/>
                 <w:sz w:val="24"/>
                 <w:szCs w:val="24"/>
                 <w:color w:val="000000"/>
@@ -1012,17 +1042,19 @@
                 <w:i w:val="false"/>
                 <w:b w:val="false"/>
                 <w:u w:val="none"/>
-                <w:sz w:val="24"/>
-                <w:szCs w:val="24"/>
-                <w:color w:val="000000"/>
-              </w:rPr>
-            </w:pPr>
-            <w:r>
-              <w:rPr>
-                <w:rFonts w:ascii="Times New Roman" w:hAnsi="Times New Roman" w:eastAsia="Times New Roman" w:cs="Times New Roman"/>
-                <w:i w:val="false"/>
-                <w:b w:val="false"/>
-                <w:u w:val="none"/>
+                <w:strike w:val="false"/>
+                <w:sz w:val="24"/>
+                <w:szCs w:val="24"/>
+                <w:color w:val="000000"/>
+              </w:rPr>
+            </w:pPr>
+            <w:r>
+              <w:rPr>
+                <w:rFonts w:ascii="Times New Roman" w:hAnsi="Times New Roman" w:eastAsia="Times New Roman" w:cs="Times New Roman"/>
+                <w:i w:val="false"/>
+                <w:b w:val="false"/>
+                <w:u w:val="none"/>
+                <w:strike w:val="false"/>
                 <w:sz w:val="24"/>
                 <w:szCs w:val="24"/>
                 <w:color w:val="000000"/>
@@ -1065,17 +1097,19 @@
                 <w:i w:val="false"/>
                 <w:b w:val="false"/>
                 <w:u w:val="none"/>
-                <w:sz w:val="24"/>
-                <w:szCs w:val="24"/>
-                <w:color w:val="000000"/>
-              </w:rPr>
-            </w:pPr>
-            <w:r>
-              <w:rPr>
-                <w:rFonts w:ascii="Times New Roman" w:hAnsi="Times New Roman" w:eastAsia="Times New Roman" w:cs="Times New Roman"/>
-                <w:i w:val="false"/>
-                <w:b w:val="false"/>
-                <w:u w:val="none"/>
+                <w:strike w:val="false"/>
+                <w:sz w:val="24"/>
+                <w:szCs w:val="24"/>
+                <w:color w:val="000000"/>
+              </w:rPr>
+            </w:pPr>
+            <w:r>
+              <w:rPr>
+                <w:rFonts w:ascii="Times New Roman" w:hAnsi="Times New Roman" w:eastAsia="Times New Roman" w:cs="Times New Roman"/>
+                <w:i w:val="false"/>
+                <w:b w:val="false"/>
+                <w:u w:val="none"/>
+                <w:strike w:val="false"/>
                 <w:sz w:val="24"/>
                 <w:szCs w:val="24"/>
                 <w:color w:val="000000"/>
@@ -1118,17 +1152,19 @@
                 <w:i w:val="false"/>
                 <w:b w:val="false"/>
                 <w:u w:val="none"/>
-                <w:sz w:val="24"/>
-                <w:szCs w:val="24"/>
-                <w:color w:val="000000"/>
-              </w:rPr>
-            </w:pPr>
-            <w:r>
-              <w:rPr>
-                <w:rFonts w:ascii="Times New Roman" w:hAnsi="Times New Roman" w:eastAsia="Times New Roman" w:cs="Times New Roman"/>
-                <w:i w:val="false"/>
-                <w:b w:val="false"/>
-                <w:u w:val="none"/>
+                <w:strike w:val="false"/>
+                <w:sz w:val="24"/>
+                <w:szCs w:val="24"/>
+                <w:color w:val="000000"/>
+              </w:rPr>
+            </w:pPr>
+            <w:r>
+              <w:rPr>
+                <w:rFonts w:ascii="Times New Roman" w:hAnsi="Times New Roman" w:eastAsia="Times New Roman" w:cs="Times New Roman"/>
+                <w:i w:val="false"/>
+                <w:b w:val="false"/>
+                <w:u w:val="none"/>
+                <w:strike w:val="false"/>
                 <w:sz w:val="24"/>
                 <w:szCs w:val="24"/>
                 <w:color w:val="000000"/>
@@ -1171,17 +1207,19 @@
                 <w:i w:val="false"/>
                 <w:b w:val="false"/>
                 <w:u w:val="none"/>
-                <w:sz w:val="24"/>
-                <w:szCs w:val="24"/>
-                <w:color w:val="000000"/>
-              </w:rPr>
-            </w:pPr>
-            <w:r>
-              <w:rPr>
-                <w:rFonts w:ascii="Times New Roman" w:hAnsi="Times New Roman" w:eastAsia="Times New Roman" w:cs="Times New Roman"/>
-                <w:i w:val="false"/>
-                <w:b w:val="false"/>
-                <w:u w:val="none"/>
+                <w:strike w:val="false"/>
+                <w:sz w:val="24"/>
+                <w:szCs w:val="24"/>
+                <w:color w:val="000000"/>
+              </w:rPr>
+            </w:pPr>
+            <w:r>
+              <w:rPr>
+                <w:rFonts w:ascii="Times New Roman" w:hAnsi="Times New Roman" w:eastAsia="Times New Roman" w:cs="Times New Roman"/>
+                <w:i w:val="false"/>
+                <w:b w:val="false"/>
+                <w:u w:val="none"/>
+                <w:strike w:val="false"/>
                 <w:sz w:val="24"/>
                 <w:szCs w:val="24"/>
                 <w:color w:val="000000"/>
@@ -1195,7 +1233,6 @@
         <w:trPr>
           <w:trHeight w:val="360" w:hRule="auto"/>
         </w:trPr>
-        body 3
         <w:tc>
           <w:tcPr>
             <w:tcBorders>
@@ -1230,17 +1267,19 @@
                 <w:i w:val="false"/>
                 <w:b w:val="false"/>
                 <w:u w:val="none"/>
-                <w:sz w:val="24"/>
-                <w:szCs w:val="24"/>
-                <w:color w:val="000000"/>
-              </w:rPr>
-            </w:pPr>
-            <w:r>
-              <w:rPr>
-                <w:rFonts w:ascii="Times New Roman" w:hAnsi="Times New Roman" w:eastAsia="Times New Roman" w:cs="Times New Roman"/>
-                <w:i w:val="false"/>
-                <w:b w:val="false"/>
-                <w:u w:val="none"/>
+                <w:strike w:val="false"/>
+                <w:sz w:val="24"/>
+                <w:szCs w:val="24"/>
+                <w:color w:val="000000"/>
+              </w:rPr>
+            </w:pPr>
+            <w:r>
+              <w:rPr>
+                <w:rFonts w:ascii="Times New Roman" w:hAnsi="Times New Roman" w:eastAsia="Times New Roman" w:cs="Times New Roman"/>
+                <w:i w:val="false"/>
+                <w:b w:val="false"/>
+                <w:u w:val="none"/>
+                <w:strike w:val="false"/>
                 <w:sz w:val="24"/>
                 <w:szCs w:val="24"/>
                 <w:color w:val="000000"/>
@@ -1283,17 +1322,19 @@
                 <w:i w:val="false"/>
                 <w:b w:val="false"/>
                 <w:u w:val="none"/>
-                <w:sz w:val="24"/>
-                <w:szCs w:val="24"/>
-                <w:color w:val="000000"/>
-              </w:rPr>
-            </w:pPr>
-            <w:r>
-              <w:rPr>
-                <w:rFonts w:ascii="Times New Roman" w:hAnsi="Times New Roman" w:eastAsia="Times New Roman" w:cs="Times New Roman"/>
-                <w:i w:val="false"/>
-                <w:b w:val="false"/>
-                <w:u w:val="none"/>
+                <w:strike w:val="false"/>
+                <w:sz w:val="24"/>
+                <w:szCs w:val="24"/>
+                <w:color w:val="000000"/>
+              </w:rPr>
+            </w:pPr>
+            <w:r>
+              <w:rPr>
+                <w:rFonts w:ascii="Times New Roman" w:hAnsi="Times New Roman" w:eastAsia="Times New Roman" w:cs="Times New Roman"/>
+                <w:i w:val="false"/>
+                <w:b w:val="false"/>
+                <w:u w:val="none"/>
+                <w:strike w:val="false"/>
                 <w:sz w:val="24"/>
                 <w:szCs w:val="24"/>
                 <w:color w:val="000000"/>
@@ -1336,17 +1377,19 @@
                 <w:i w:val="false"/>
                 <w:b w:val="false"/>
                 <w:u w:val="none"/>
-                <w:sz w:val="24"/>
-                <w:szCs w:val="24"/>
-                <w:color w:val="000000"/>
-              </w:rPr>
-            </w:pPr>
-            <w:r>
-              <w:rPr>
-                <w:rFonts w:ascii="Times New Roman" w:hAnsi="Times New Roman" w:eastAsia="Times New Roman" w:cs="Times New Roman"/>
-                <w:i w:val="false"/>
-                <w:b w:val="false"/>
-                <w:u w:val="none"/>
+                <w:strike w:val="false"/>
+                <w:sz w:val="24"/>
+                <w:szCs w:val="24"/>
+                <w:color w:val="000000"/>
+              </w:rPr>
+            </w:pPr>
+            <w:r>
+              <w:rPr>
+                <w:rFonts w:ascii="Times New Roman" w:hAnsi="Times New Roman" w:eastAsia="Times New Roman" w:cs="Times New Roman"/>
+                <w:i w:val="false"/>
+                <w:b w:val="false"/>
+                <w:u w:val="none"/>
+                <w:strike w:val="false"/>
                 <w:sz w:val="24"/>
                 <w:szCs w:val="24"/>
                 <w:color w:val="000000"/>
@@ -1389,17 +1432,19 @@
                 <w:i w:val="false"/>
                 <w:b w:val="false"/>
                 <w:u w:val="none"/>
-                <w:sz w:val="24"/>
-                <w:szCs w:val="24"/>
-                <w:color w:val="000000"/>
-              </w:rPr>
-            </w:pPr>
-            <w:r>
-              <w:rPr>
-                <w:rFonts w:ascii="Times New Roman" w:hAnsi="Times New Roman" w:eastAsia="Times New Roman" w:cs="Times New Roman"/>
-                <w:i w:val="false"/>
-                <w:b w:val="false"/>
-                <w:u w:val="none"/>
+                <w:strike w:val="false"/>
+                <w:sz w:val="24"/>
+                <w:szCs w:val="24"/>
+                <w:color w:val="000000"/>
+              </w:rPr>
+            </w:pPr>
+            <w:r>
+              <w:rPr>
+                <w:rFonts w:ascii="Times New Roman" w:hAnsi="Times New Roman" w:eastAsia="Times New Roman" w:cs="Times New Roman"/>
+                <w:i w:val="false"/>
+                <w:b w:val="false"/>
+                <w:u w:val="none"/>
+                <w:strike w:val="false"/>
                 <w:sz w:val="24"/>
                 <w:szCs w:val="24"/>
                 <w:color w:val="000000"/>
@@ -1442,17 +1487,19 @@
                 <w:i w:val="false"/>
                 <w:b w:val="false"/>
                 <w:u w:val="none"/>
-                <w:sz w:val="24"/>
-                <w:szCs w:val="24"/>
-                <w:color w:val="000000"/>
-              </w:rPr>
-            </w:pPr>
-            <w:r>
-              <w:rPr>
-                <w:rFonts w:ascii="Times New Roman" w:hAnsi="Times New Roman" w:eastAsia="Times New Roman" w:cs="Times New Roman"/>
-                <w:i w:val="false"/>
-                <w:b w:val="false"/>
-                <w:u w:val="none"/>
+                <w:strike w:val="false"/>
+                <w:sz w:val="24"/>
+                <w:szCs w:val="24"/>
+                <w:color w:val="000000"/>
+              </w:rPr>
+            </w:pPr>
+            <w:r>
+              <w:rPr>
+                <w:rFonts w:ascii="Times New Roman" w:hAnsi="Times New Roman" w:eastAsia="Times New Roman" w:cs="Times New Roman"/>
+                <w:i w:val="false"/>
+                <w:b w:val="false"/>
+                <w:u w:val="none"/>
+                <w:strike w:val="false"/>
                 <w:sz w:val="24"/>
                 <w:szCs w:val="24"/>
                 <w:color w:val="000000"/>
@@ -1495,17 +1542,19 @@
                 <w:i w:val="false"/>
                 <w:b w:val="false"/>
                 <w:u w:val="none"/>
-                <w:sz w:val="24"/>
-                <w:szCs w:val="24"/>
-                <w:color w:val="000000"/>
-              </w:rPr>
-            </w:pPr>
-            <w:r>
-              <w:rPr>
-                <w:rFonts w:ascii="Times New Roman" w:hAnsi="Times New Roman" w:eastAsia="Times New Roman" w:cs="Times New Roman"/>
-                <w:i w:val="false"/>
-                <w:b w:val="false"/>
-                <w:u w:val="none"/>
+                <w:strike w:val="false"/>
+                <w:sz w:val="24"/>
+                <w:szCs w:val="24"/>
+                <w:color w:val="000000"/>
+              </w:rPr>
+            </w:pPr>
+            <w:r>
+              <w:rPr>
+                <w:rFonts w:ascii="Times New Roman" w:hAnsi="Times New Roman" w:eastAsia="Times New Roman" w:cs="Times New Roman"/>
+                <w:i w:val="false"/>
+                <w:b w:val="false"/>
+                <w:u w:val="none"/>
+                <w:strike w:val="false"/>
                 <w:sz w:val="24"/>
                 <w:szCs w:val="24"/>
                 <w:color w:val="000000"/>
@@ -1519,7 +1568,6 @@
         <w:trPr>
           <w:trHeight w:val="360" w:hRule="auto"/>
         </w:trPr>
-        body 4
         <w:tc>
           <w:tcPr>
             <w:tcBorders>
@@ -1554,17 +1602,19 @@
                 <w:i w:val="false"/>
                 <w:b w:val="false"/>
                 <w:u w:val="none"/>
-                <w:sz w:val="24"/>
-                <w:szCs w:val="24"/>
-                <w:color w:val="000000"/>
-              </w:rPr>
-            </w:pPr>
-            <w:r>
-              <w:rPr>
-                <w:rFonts w:ascii="Times New Roman" w:hAnsi="Times New Roman" w:eastAsia="Times New Roman" w:cs="Times New Roman"/>
-                <w:i w:val="false"/>
-                <w:b w:val="false"/>
-                <w:u w:val="none"/>
+                <w:strike w:val="false"/>
+                <w:sz w:val="24"/>
+                <w:szCs w:val="24"/>
+                <w:color w:val="000000"/>
+              </w:rPr>
+            </w:pPr>
+            <w:r>
+              <w:rPr>
+                <w:rFonts w:ascii="Times New Roman" w:hAnsi="Times New Roman" w:eastAsia="Times New Roman" w:cs="Times New Roman"/>
+                <w:i w:val="false"/>
+                <w:b w:val="false"/>
+                <w:u w:val="none"/>
+                <w:strike w:val="false"/>
                 <w:sz w:val="24"/>
                 <w:szCs w:val="24"/>
                 <w:color w:val="000000"/>
@@ -1607,17 +1657,19 @@
                 <w:i w:val="false"/>
                 <w:b w:val="false"/>
                 <w:u w:val="none"/>
-                <w:sz w:val="24"/>
-                <w:szCs w:val="24"/>
-                <w:color w:val="000000"/>
-              </w:rPr>
-            </w:pPr>
-            <w:r>
-              <w:rPr>
-                <w:rFonts w:ascii="Times New Roman" w:hAnsi="Times New Roman" w:eastAsia="Times New Roman" w:cs="Times New Roman"/>
-                <w:i w:val="false"/>
-                <w:b w:val="false"/>
-                <w:u w:val="none"/>
+                <w:strike w:val="false"/>
+                <w:sz w:val="24"/>
+                <w:szCs w:val="24"/>
+                <w:color w:val="000000"/>
+              </w:rPr>
+            </w:pPr>
+            <w:r>
+              <w:rPr>
+                <w:rFonts w:ascii="Times New Roman" w:hAnsi="Times New Roman" w:eastAsia="Times New Roman" w:cs="Times New Roman"/>
+                <w:i w:val="false"/>
+                <w:b w:val="false"/>
+                <w:u w:val="none"/>
+                <w:strike w:val="false"/>
                 <w:sz w:val="24"/>
                 <w:szCs w:val="24"/>
                 <w:color w:val="000000"/>
@@ -1660,17 +1712,19 @@
                 <w:i w:val="false"/>
                 <w:b w:val="false"/>
                 <w:u w:val="none"/>
-                <w:sz w:val="24"/>
-                <w:szCs w:val="24"/>
-                <w:color w:val="000000"/>
-              </w:rPr>
-            </w:pPr>
-            <w:r>
-              <w:rPr>
-                <w:rFonts w:ascii="Times New Roman" w:hAnsi="Times New Roman" w:eastAsia="Times New Roman" w:cs="Times New Roman"/>
-                <w:i w:val="false"/>
-                <w:b w:val="false"/>
-                <w:u w:val="none"/>
+                <w:strike w:val="false"/>
+                <w:sz w:val="24"/>
+                <w:szCs w:val="24"/>
+                <w:color w:val="000000"/>
+              </w:rPr>
+            </w:pPr>
+            <w:r>
+              <w:rPr>
+                <w:rFonts w:ascii="Times New Roman" w:hAnsi="Times New Roman" w:eastAsia="Times New Roman" w:cs="Times New Roman"/>
+                <w:i w:val="false"/>
+                <w:b w:val="false"/>
+                <w:u w:val="none"/>
+                <w:strike w:val="false"/>
                 <w:sz w:val="24"/>
                 <w:szCs w:val="24"/>
                 <w:color w:val="000000"/>
@@ -1713,17 +1767,19 @@
                 <w:i w:val="false"/>
                 <w:b w:val="false"/>
                 <w:u w:val="none"/>
-                <w:sz w:val="24"/>
-                <w:szCs w:val="24"/>
-                <w:color w:val="000000"/>
-              </w:rPr>
-            </w:pPr>
-            <w:r>
-              <w:rPr>
-                <w:rFonts w:ascii="Times New Roman" w:hAnsi="Times New Roman" w:eastAsia="Times New Roman" w:cs="Times New Roman"/>
-                <w:i w:val="false"/>
-                <w:b w:val="false"/>
-                <w:u w:val="none"/>
+                <w:strike w:val="false"/>
+                <w:sz w:val="24"/>
+                <w:szCs w:val="24"/>
+                <w:color w:val="000000"/>
+              </w:rPr>
+            </w:pPr>
+            <w:r>
+              <w:rPr>
+                <w:rFonts w:ascii="Times New Roman" w:hAnsi="Times New Roman" w:eastAsia="Times New Roman" w:cs="Times New Roman"/>
+                <w:i w:val="false"/>
+                <w:b w:val="false"/>
+                <w:u w:val="none"/>
+                <w:strike w:val="false"/>
                 <w:sz w:val="24"/>
                 <w:szCs w:val="24"/>
                 <w:color w:val="000000"/>
@@ -1766,17 +1822,19 @@
                 <w:i w:val="false"/>
                 <w:b w:val="false"/>
                 <w:u w:val="none"/>
-                <w:sz w:val="24"/>
-                <w:szCs w:val="24"/>
-                <w:color w:val="000000"/>
-              </w:rPr>
-            </w:pPr>
-            <w:r>
-              <w:rPr>
-                <w:rFonts w:ascii="Times New Roman" w:hAnsi="Times New Roman" w:eastAsia="Times New Roman" w:cs="Times New Roman"/>
-                <w:i w:val="false"/>
-                <w:b w:val="false"/>
-                <w:u w:val="none"/>
+                <w:strike w:val="false"/>
+                <w:sz w:val="24"/>
+                <w:szCs w:val="24"/>
+                <w:color w:val="000000"/>
+              </w:rPr>
+            </w:pPr>
+            <w:r>
+              <w:rPr>
+                <w:rFonts w:ascii="Times New Roman" w:hAnsi="Times New Roman" w:eastAsia="Times New Roman" w:cs="Times New Roman"/>
+                <w:i w:val="false"/>
+                <w:b w:val="false"/>
+                <w:u w:val="none"/>
+                <w:strike w:val="false"/>
                 <w:sz w:val="24"/>
                 <w:szCs w:val="24"/>
                 <w:color w:val="000000"/>
@@ -1819,17 +1877,19 @@
                 <w:i w:val="false"/>
                 <w:b w:val="false"/>
                 <w:u w:val="none"/>
-                <w:sz w:val="24"/>
-                <w:szCs w:val="24"/>
-                <w:color w:val="000000"/>
-              </w:rPr>
-            </w:pPr>
-            <w:r>
-              <w:rPr>
-                <w:rFonts w:ascii="Times New Roman" w:hAnsi="Times New Roman" w:eastAsia="Times New Roman" w:cs="Times New Roman"/>
-                <w:i w:val="false"/>
-                <w:b w:val="false"/>
-                <w:u w:val="none"/>
+                <w:strike w:val="false"/>
+                <w:sz w:val="24"/>
+                <w:szCs w:val="24"/>
+                <w:color w:val="000000"/>
+              </w:rPr>
+            </w:pPr>
+            <w:r>
+              <w:rPr>
+                <w:rFonts w:ascii="Times New Roman" w:hAnsi="Times New Roman" w:eastAsia="Times New Roman" w:cs="Times New Roman"/>
+                <w:i w:val="false"/>
+                <w:b w:val="false"/>
+                <w:u w:val="none"/>
+                <w:strike w:val="false"/>
                 <w:sz w:val="24"/>
                 <w:szCs w:val="24"/>
                 <w:color w:val="000000"/>
@@ -1843,7 +1903,6 @@
         <w:trPr>
           <w:trHeight w:val="360" w:hRule="auto"/>
         </w:trPr>
-        body 5
         <w:tc>
           <w:tcPr>
             <w:tcBorders>
@@ -1878,17 +1937,19 @@
                 <w:i w:val="false"/>
                 <w:b w:val="false"/>
                 <w:u w:val="none"/>
-                <w:sz w:val="24"/>
-                <w:szCs w:val="24"/>
-                <w:color w:val="000000"/>
-              </w:rPr>
-            </w:pPr>
-            <w:r>
-              <w:rPr>
-                <w:rFonts w:ascii="Times New Roman" w:hAnsi="Times New Roman" w:eastAsia="Times New Roman" w:cs="Times New Roman"/>
-                <w:i w:val="false"/>
-                <w:b w:val="false"/>
-                <w:u w:val="none"/>
+                <w:strike w:val="false"/>
+                <w:sz w:val="24"/>
+                <w:szCs w:val="24"/>
+                <w:color w:val="000000"/>
+              </w:rPr>
+            </w:pPr>
+            <w:r>
+              <w:rPr>
+                <w:rFonts w:ascii="Times New Roman" w:hAnsi="Times New Roman" w:eastAsia="Times New Roman" w:cs="Times New Roman"/>
+                <w:i w:val="false"/>
+                <w:b w:val="false"/>
+                <w:u w:val="none"/>
+                <w:strike w:val="false"/>
                 <w:sz w:val="24"/>
                 <w:szCs w:val="24"/>
                 <w:color w:val="000000"/>
@@ -1931,17 +1992,19 @@
                 <w:i w:val="false"/>
                 <w:b w:val="false"/>
                 <w:u w:val="none"/>
-                <w:sz w:val="24"/>
-                <w:szCs w:val="24"/>
-                <w:color w:val="000000"/>
-              </w:rPr>
-            </w:pPr>
-            <w:r>
-              <w:rPr>
-                <w:rFonts w:ascii="Times New Roman" w:hAnsi="Times New Roman" w:eastAsia="Times New Roman" w:cs="Times New Roman"/>
-                <w:i w:val="false"/>
-                <w:b w:val="false"/>
-                <w:u w:val="none"/>
+                <w:strike w:val="false"/>
+                <w:sz w:val="24"/>
+                <w:szCs w:val="24"/>
+                <w:color w:val="000000"/>
+              </w:rPr>
+            </w:pPr>
+            <w:r>
+              <w:rPr>
+                <w:rFonts w:ascii="Times New Roman" w:hAnsi="Times New Roman" w:eastAsia="Times New Roman" w:cs="Times New Roman"/>
+                <w:i w:val="false"/>
+                <w:b w:val="false"/>
+                <w:u w:val="none"/>
+                <w:strike w:val="false"/>
                 <w:sz w:val="24"/>
                 <w:szCs w:val="24"/>
                 <w:color w:val="000000"/>
@@ -1984,17 +2047,19 @@
                 <w:i w:val="false"/>
                 <w:b w:val="false"/>
                 <w:u w:val="none"/>
-                <w:sz w:val="24"/>
-                <w:szCs w:val="24"/>
-                <w:color w:val="000000"/>
-              </w:rPr>
-            </w:pPr>
-            <w:r>
-              <w:rPr>
-                <w:rFonts w:ascii="Times New Roman" w:hAnsi="Times New Roman" w:eastAsia="Times New Roman" w:cs="Times New Roman"/>
-                <w:i w:val="false"/>
-                <w:b w:val="false"/>
-                <w:u w:val="none"/>
+                <w:strike w:val="false"/>
+                <w:sz w:val="24"/>
+                <w:szCs w:val="24"/>
+                <w:color w:val="000000"/>
+              </w:rPr>
+            </w:pPr>
+            <w:r>
+              <w:rPr>
+                <w:rFonts w:ascii="Times New Roman" w:hAnsi="Times New Roman" w:eastAsia="Times New Roman" w:cs="Times New Roman"/>
+                <w:i w:val="false"/>
+                <w:b w:val="false"/>
+                <w:u w:val="none"/>
+                <w:strike w:val="false"/>
                 <w:sz w:val="24"/>
                 <w:szCs w:val="24"/>
                 <w:color w:val="000000"/>
@@ -2037,17 +2102,19 @@
                 <w:i w:val="false"/>
                 <w:b w:val="false"/>
                 <w:u w:val="none"/>
-                <w:sz w:val="24"/>
-                <w:szCs w:val="24"/>
-                <w:color w:val="000000"/>
-              </w:rPr>
-            </w:pPr>
-            <w:r>
-              <w:rPr>
-                <w:rFonts w:ascii="Times New Roman" w:hAnsi="Times New Roman" w:eastAsia="Times New Roman" w:cs="Times New Roman"/>
-                <w:i w:val="false"/>
-                <w:b w:val="false"/>
-                <w:u w:val="none"/>
+                <w:strike w:val="false"/>
+                <w:sz w:val="24"/>
+                <w:szCs w:val="24"/>
+                <w:color w:val="000000"/>
+              </w:rPr>
+            </w:pPr>
+            <w:r>
+              <w:rPr>
+                <w:rFonts w:ascii="Times New Roman" w:hAnsi="Times New Roman" w:eastAsia="Times New Roman" w:cs="Times New Roman"/>
+                <w:i w:val="false"/>
+                <w:b w:val="false"/>
+                <w:u w:val="none"/>
+                <w:strike w:val="false"/>
                 <w:sz w:val="24"/>
                 <w:szCs w:val="24"/>
                 <w:color w:val="000000"/>
@@ -2090,17 +2157,19 @@
                 <w:i w:val="false"/>
                 <w:b w:val="false"/>
                 <w:u w:val="none"/>
-                <w:sz w:val="24"/>
-                <w:szCs w:val="24"/>
-                <w:color w:val="000000"/>
-              </w:rPr>
-            </w:pPr>
-            <w:r>
-              <w:rPr>
-                <w:rFonts w:ascii="Times New Roman" w:hAnsi="Times New Roman" w:eastAsia="Times New Roman" w:cs="Times New Roman"/>
-                <w:i w:val="false"/>
-                <w:b w:val="false"/>
-                <w:u w:val="none"/>
+                <w:strike w:val="false"/>
+                <w:sz w:val="24"/>
+                <w:szCs w:val="24"/>
+                <w:color w:val="000000"/>
+              </w:rPr>
+            </w:pPr>
+            <w:r>
+              <w:rPr>
+                <w:rFonts w:ascii="Times New Roman" w:hAnsi="Times New Roman" w:eastAsia="Times New Roman" w:cs="Times New Roman"/>
+                <w:i w:val="false"/>
+                <w:b w:val="false"/>
+                <w:u w:val="none"/>
+                <w:strike w:val="false"/>
                 <w:sz w:val="24"/>
                 <w:szCs w:val="24"/>
                 <w:color w:val="000000"/>
@@ -2143,17 +2212,19 @@
                 <w:i w:val="false"/>
                 <w:b w:val="false"/>
                 <w:u w:val="none"/>
-                <w:sz w:val="24"/>
-                <w:szCs w:val="24"/>
-                <w:color w:val="000000"/>
-              </w:rPr>
-            </w:pPr>
-            <w:r>
-              <w:rPr>
-                <w:rFonts w:ascii="Times New Roman" w:hAnsi="Times New Roman" w:eastAsia="Times New Roman" w:cs="Times New Roman"/>
-                <w:i w:val="false"/>
-                <w:b w:val="false"/>
-                <w:u w:val="none"/>
+                <w:strike w:val="false"/>
+                <w:sz w:val="24"/>
+                <w:szCs w:val="24"/>
+                <w:color w:val="000000"/>
+              </w:rPr>
+            </w:pPr>
+            <w:r>
+              <w:rPr>
+                <w:rFonts w:ascii="Times New Roman" w:hAnsi="Times New Roman" w:eastAsia="Times New Roman" w:cs="Times New Roman"/>
+                <w:i w:val="false"/>
+                <w:b w:val="false"/>
+                <w:u w:val="none"/>
+                <w:strike w:val="false"/>
                 <w:sz w:val="24"/>
                 <w:szCs w:val="24"/>
                 <w:color w:val="000000"/>
@@ -2167,7 +2238,6 @@
         <w:trPr>
           <w:trHeight w:val="360" w:hRule="auto"/>
         </w:trPr>
-        body 6
         <w:tc>
           <w:tcPr>
             <w:tcBorders>
@@ -2202,17 +2272,19 @@
                 <w:i w:val="false"/>
                 <w:b w:val="false"/>
                 <w:u w:val="none"/>
-                <w:sz w:val="24"/>
-                <w:szCs w:val="24"/>
-                <w:color w:val="000000"/>
-              </w:rPr>
-            </w:pPr>
-            <w:r>
-              <w:rPr>
-                <w:rFonts w:ascii="Times New Roman" w:hAnsi="Times New Roman" w:eastAsia="Times New Roman" w:cs="Times New Roman"/>
-                <w:i w:val="false"/>
-                <w:b w:val="false"/>
-                <w:u w:val="none"/>
+                <w:strike w:val="false"/>
+                <w:sz w:val="24"/>
+                <w:szCs w:val="24"/>
+                <w:color w:val="000000"/>
+              </w:rPr>
+            </w:pPr>
+            <w:r>
+              <w:rPr>
+                <w:rFonts w:ascii="Times New Roman" w:hAnsi="Times New Roman" w:eastAsia="Times New Roman" w:cs="Times New Roman"/>
+                <w:i w:val="false"/>
+                <w:b w:val="false"/>
+                <w:u w:val="none"/>
+                <w:strike w:val="false"/>
                 <w:sz w:val="24"/>
                 <w:szCs w:val="24"/>
                 <w:color w:val="000000"/>
@@ -2255,17 +2327,19 @@
                 <w:i w:val="false"/>
                 <w:b w:val="false"/>
                 <w:u w:val="none"/>
-                <w:sz w:val="24"/>
-                <w:szCs w:val="24"/>
-                <w:color w:val="000000"/>
-              </w:rPr>
-            </w:pPr>
-            <w:r>
-              <w:rPr>
-                <w:rFonts w:ascii="Times New Roman" w:hAnsi="Times New Roman" w:eastAsia="Times New Roman" w:cs="Times New Roman"/>
-                <w:i w:val="false"/>
-                <w:b w:val="false"/>
-                <w:u w:val="none"/>
+                <w:strike w:val="false"/>
+                <w:sz w:val="24"/>
+                <w:szCs w:val="24"/>
+                <w:color w:val="000000"/>
+              </w:rPr>
+            </w:pPr>
+            <w:r>
+              <w:rPr>
+                <w:rFonts w:ascii="Times New Roman" w:hAnsi="Times New Roman" w:eastAsia="Times New Roman" w:cs="Times New Roman"/>
+                <w:i w:val="false"/>
+                <w:b w:val="false"/>
+                <w:u w:val="none"/>
+                <w:strike w:val="false"/>
                 <w:sz w:val="24"/>
                 <w:szCs w:val="24"/>
                 <w:color w:val="000000"/>
@@ -2308,17 +2382,19 @@
                 <w:i w:val="false"/>
                 <w:b w:val="false"/>
                 <w:u w:val="none"/>
-                <w:sz w:val="24"/>
-                <w:szCs w:val="24"/>
-                <w:color w:val="000000"/>
-              </w:rPr>
-            </w:pPr>
-            <w:r>
-              <w:rPr>
-                <w:rFonts w:ascii="Times New Roman" w:hAnsi="Times New Roman" w:eastAsia="Times New Roman" w:cs="Times New Roman"/>
-                <w:i w:val="false"/>
-                <w:b w:val="false"/>
-                <w:u w:val="none"/>
+                <w:strike w:val="false"/>
+                <w:sz w:val="24"/>
+                <w:szCs w:val="24"/>
+                <w:color w:val="000000"/>
+              </w:rPr>
+            </w:pPr>
+            <w:r>
+              <w:rPr>
+                <w:rFonts w:ascii="Times New Roman" w:hAnsi="Times New Roman" w:eastAsia="Times New Roman" w:cs="Times New Roman"/>
+                <w:i w:val="false"/>
+                <w:b w:val="false"/>
+                <w:u w:val="none"/>
+                <w:strike w:val="false"/>
                 <w:sz w:val="24"/>
                 <w:szCs w:val="24"/>
                 <w:color w:val="000000"/>
@@ -2361,17 +2437,19 @@
                 <w:i w:val="false"/>
                 <w:b w:val="false"/>
                 <w:u w:val="none"/>
-                <w:sz w:val="24"/>
-                <w:szCs w:val="24"/>
-                <w:color w:val="000000"/>
-              </w:rPr>
-            </w:pPr>
-            <w:r>
-              <w:rPr>
-                <w:rFonts w:ascii="Times New Roman" w:hAnsi="Times New Roman" w:eastAsia="Times New Roman" w:cs="Times New Roman"/>
-                <w:i w:val="false"/>
-                <w:b w:val="false"/>
-                <w:u w:val="none"/>
+                <w:strike w:val="false"/>
+                <w:sz w:val="24"/>
+                <w:szCs w:val="24"/>
+                <w:color w:val="000000"/>
+              </w:rPr>
+            </w:pPr>
+            <w:r>
+              <w:rPr>
+                <w:rFonts w:ascii="Times New Roman" w:hAnsi="Times New Roman" w:eastAsia="Times New Roman" w:cs="Times New Roman"/>
+                <w:i w:val="false"/>
+                <w:b w:val="false"/>
+                <w:u w:val="none"/>
+                <w:strike w:val="false"/>
                 <w:sz w:val="24"/>
                 <w:szCs w:val="24"/>
                 <w:color w:val="000000"/>
@@ -2414,17 +2492,19 @@
                 <w:i w:val="false"/>
                 <w:b w:val="false"/>
                 <w:u w:val="none"/>
-                <w:sz w:val="24"/>
-                <w:szCs w:val="24"/>
-                <w:color w:val="000000"/>
-              </w:rPr>
-            </w:pPr>
-            <w:r>
-              <w:rPr>
-                <w:rFonts w:ascii="Times New Roman" w:hAnsi="Times New Roman" w:eastAsia="Times New Roman" w:cs="Times New Roman"/>
-                <w:i w:val="false"/>
-                <w:b w:val="false"/>
-                <w:u w:val="none"/>
+                <w:strike w:val="false"/>
+                <w:sz w:val="24"/>
+                <w:szCs w:val="24"/>
+                <w:color w:val="000000"/>
+              </w:rPr>
+            </w:pPr>
+            <w:r>
+              <w:rPr>
+                <w:rFonts w:ascii="Times New Roman" w:hAnsi="Times New Roman" w:eastAsia="Times New Roman" w:cs="Times New Roman"/>
+                <w:i w:val="false"/>
+                <w:b w:val="false"/>
+                <w:u w:val="none"/>
+                <w:strike w:val="false"/>
                 <w:sz w:val="24"/>
                 <w:szCs w:val="24"/>
                 <w:color w:val="000000"/>
@@ -2467,17 +2547,19 @@
                 <w:i w:val="false"/>
                 <w:b w:val="false"/>
                 <w:u w:val="none"/>
-                <w:sz w:val="24"/>
-                <w:szCs w:val="24"/>
-                <w:color w:val="000000"/>
-              </w:rPr>
-            </w:pPr>
-            <w:r>
-              <w:rPr>
-                <w:rFonts w:ascii="Times New Roman" w:hAnsi="Times New Roman" w:eastAsia="Times New Roman" w:cs="Times New Roman"/>
-                <w:i w:val="false"/>
-                <w:b w:val="false"/>
-                <w:u w:val="none"/>
+                <w:strike w:val="false"/>
+                <w:sz w:val="24"/>
+                <w:szCs w:val="24"/>
+                <w:color w:val="000000"/>
+              </w:rPr>
+            </w:pPr>
+            <w:r>
+              <w:rPr>
+                <w:rFonts w:ascii="Times New Roman" w:hAnsi="Times New Roman" w:eastAsia="Times New Roman" w:cs="Times New Roman"/>
+                <w:i w:val="false"/>
+                <w:b w:val="false"/>
+                <w:u w:val="none"/>
+                <w:strike w:val="false"/>
                 <w:sz w:val="24"/>
                 <w:szCs w:val="24"/>
                 <w:color w:val="000000"/>
@@ -2491,7 +2573,6 @@
         <w:trPr>
           <w:trHeight w:val="360" w:hRule="auto"/>
         </w:trPr>
-        body 7
         <w:tc>
           <w:tcPr>
             <w:tcBorders>
@@ -2526,17 +2607,19 @@
                 <w:i w:val="false"/>
                 <w:b w:val="false"/>
                 <w:u w:val="none"/>
-                <w:sz w:val="24"/>
-                <w:szCs w:val="24"/>
-                <w:color w:val="000000"/>
-              </w:rPr>
-            </w:pPr>
-            <w:r>
-              <w:rPr>
-                <w:rFonts w:ascii="Times New Roman" w:hAnsi="Times New Roman" w:eastAsia="Times New Roman" w:cs="Times New Roman"/>
-                <w:i w:val="false"/>
-                <w:b w:val="false"/>
-                <w:u w:val="none"/>
+                <w:strike w:val="false"/>
+                <w:sz w:val="24"/>
+                <w:szCs w:val="24"/>
+                <w:color w:val="000000"/>
+              </w:rPr>
+            </w:pPr>
+            <w:r>
+              <w:rPr>
+                <w:rFonts w:ascii="Times New Roman" w:hAnsi="Times New Roman" w:eastAsia="Times New Roman" w:cs="Times New Roman"/>
+                <w:i w:val="false"/>
+                <w:b w:val="false"/>
+                <w:u w:val="none"/>
+                <w:strike w:val="false"/>
                 <w:sz w:val="24"/>
                 <w:szCs w:val="24"/>
                 <w:color w:val="000000"/>
@@ -2579,17 +2662,19 @@
                 <w:i w:val="false"/>
                 <w:b w:val="false"/>
                 <w:u w:val="none"/>
-                <w:sz w:val="24"/>
-                <w:szCs w:val="24"/>
-                <w:color w:val="000000"/>
-              </w:rPr>
-            </w:pPr>
-            <w:r>
-              <w:rPr>
-                <w:rFonts w:ascii="Times New Roman" w:hAnsi="Times New Roman" w:eastAsia="Times New Roman" w:cs="Times New Roman"/>
-                <w:i w:val="false"/>
-                <w:b w:val="false"/>
-                <w:u w:val="none"/>
+                <w:strike w:val="false"/>
+                <w:sz w:val="24"/>
+                <w:szCs w:val="24"/>
+                <w:color w:val="000000"/>
+              </w:rPr>
+            </w:pPr>
+            <w:r>
+              <w:rPr>
+                <w:rFonts w:ascii="Times New Roman" w:hAnsi="Times New Roman" w:eastAsia="Times New Roman" w:cs="Times New Roman"/>
+                <w:i w:val="false"/>
+                <w:b w:val="false"/>
+                <w:u w:val="none"/>
+                <w:strike w:val="false"/>
                 <w:sz w:val="24"/>
                 <w:szCs w:val="24"/>
                 <w:color w:val="000000"/>
@@ -2632,17 +2717,19 @@
                 <w:i w:val="false"/>
                 <w:b w:val="false"/>
                 <w:u w:val="none"/>
-                <w:sz w:val="24"/>
-                <w:szCs w:val="24"/>
-                <w:color w:val="000000"/>
-              </w:rPr>
-            </w:pPr>
-            <w:r>
-              <w:rPr>
-                <w:rFonts w:ascii="Times New Roman" w:hAnsi="Times New Roman" w:eastAsia="Times New Roman" w:cs="Times New Roman"/>
-                <w:i w:val="false"/>
-                <w:b w:val="false"/>
-                <w:u w:val="none"/>
+                <w:strike w:val="false"/>
+                <w:sz w:val="24"/>
+                <w:szCs w:val="24"/>
+                <w:color w:val="000000"/>
+              </w:rPr>
+            </w:pPr>
+            <w:r>
+              <w:rPr>
+                <w:rFonts w:ascii="Times New Roman" w:hAnsi="Times New Roman" w:eastAsia="Times New Roman" w:cs="Times New Roman"/>
+                <w:i w:val="false"/>
+                <w:b w:val="false"/>
+                <w:u w:val="none"/>
+                <w:strike w:val="false"/>
                 <w:sz w:val="24"/>
                 <w:szCs w:val="24"/>
                 <w:color w:val="000000"/>
@@ -2685,17 +2772,19 @@
                 <w:i w:val="false"/>
                 <w:b w:val="false"/>
                 <w:u w:val="none"/>
-                <w:sz w:val="24"/>
-                <w:szCs w:val="24"/>
-                <w:color w:val="000000"/>
-              </w:rPr>
-            </w:pPr>
-            <w:r>
-              <w:rPr>
-                <w:rFonts w:ascii="Times New Roman" w:hAnsi="Times New Roman" w:eastAsia="Times New Roman" w:cs="Times New Roman"/>
-                <w:i w:val="false"/>
-                <w:b w:val="false"/>
-                <w:u w:val="none"/>
+                <w:strike w:val="false"/>
+                <w:sz w:val="24"/>
+                <w:szCs w:val="24"/>
+                <w:color w:val="000000"/>
+              </w:rPr>
+            </w:pPr>
+            <w:r>
+              <w:rPr>
+                <w:rFonts w:ascii="Times New Roman" w:hAnsi="Times New Roman" w:eastAsia="Times New Roman" w:cs="Times New Roman"/>
+                <w:i w:val="false"/>
+                <w:b w:val="false"/>
+                <w:u w:val="none"/>
+                <w:strike w:val="false"/>
                 <w:sz w:val="24"/>
                 <w:szCs w:val="24"/>
                 <w:color w:val="000000"/>
@@ -2738,17 +2827,19 @@
                 <w:i w:val="false"/>
                 <w:b w:val="false"/>
                 <w:u w:val="none"/>
-                <w:sz w:val="24"/>
-                <w:szCs w:val="24"/>
-                <w:color w:val="000000"/>
-              </w:rPr>
-            </w:pPr>
-            <w:r>
-              <w:rPr>
-                <w:rFonts w:ascii="Times New Roman" w:hAnsi="Times New Roman" w:eastAsia="Times New Roman" w:cs="Times New Roman"/>
-                <w:i w:val="false"/>
-                <w:b w:val="false"/>
-                <w:u w:val="none"/>
+                <w:strike w:val="false"/>
+                <w:sz w:val="24"/>
+                <w:szCs w:val="24"/>
+                <w:color w:val="000000"/>
+              </w:rPr>
+            </w:pPr>
+            <w:r>
+              <w:rPr>
+                <w:rFonts w:ascii="Times New Roman" w:hAnsi="Times New Roman" w:eastAsia="Times New Roman" w:cs="Times New Roman"/>
+                <w:i w:val="false"/>
+                <w:b w:val="false"/>
+                <w:u w:val="none"/>
+                <w:strike w:val="false"/>
                 <w:sz w:val="24"/>
                 <w:szCs w:val="24"/>
                 <w:color w:val="000000"/>
@@ -2791,17 +2882,19 @@
                 <w:i w:val="false"/>
                 <w:b w:val="false"/>
                 <w:u w:val="none"/>
-                <w:sz w:val="24"/>
-                <w:szCs w:val="24"/>
-                <w:color w:val="000000"/>
-              </w:rPr>
-            </w:pPr>
-            <w:r>
-              <w:rPr>
-                <w:rFonts w:ascii="Times New Roman" w:hAnsi="Times New Roman" w:eastAsia="Times New Roman" w:cs="Times New Roman"/>
-                <w:i w:val="false"/>
-                <w:b w:val="false"/>
-                <w:u w:val="none"/>
+                <w:strike w:val="false"/>
+                <w:sz w:val="24"/>
+                <w:szCs w:val="24"/>
+                <w:color w:val="000000"/>
+              </w:rPr>
+            </w:pPr>
+            <w:r>
+              <w:rPr>
+                <w:rFonts w:ascii="Times New Roman" w:hAnsi="Times New Roman" w:eastAsia="Times New Roman" w:cs="Times New Roman"/>
+                <w:i w:val="false"/>
+                <w:b w:val="false"/>
+                <w:u w:val="none"/>
+                <w:strike w:val="false"/>
                 <w:sz w:val="24"/>
                 <w:szCs w:val="24"/>
                 <w:color w:val="000000"/>
@@ -2815,7 +2908,6 @@
         <w:trPr>
           <w:trHeight w:val="360" w:hRule="auto"/>
         </w:trPr>
-        body 8
         <w:tc>
           <w:tcPr>
             <w:tcBorders>
@@ -2850,17 +2942,19 @@
                 <w:i w:val="false"/>
                 <w:b w:val="false"/>
                 <w:u w:val="none"/>
-                <w:sz w:val="24"/>
-                <w:szCs w:val="24"/>
-                <w:color w:val="000000"/>
-              </w:rPr>
-            </w:pPr>
-            <w:r>
-              <w:rPr>
-                <w:rFonts w:ascii="Times New Roman" w:hAnsi="Times New Roman" w:eastAsia="Times New Roman" w:cs="Times New Roman"/>
-                <w:i w:val="false"/>
-                <w:b w:val="false"/>
-                <w:u w:val="none"/>
+                <w:strike w:val="false"/>
+                <w:sz w:val="24"/>
+                <w:szCs w:val="24"/>
+                <w:color w:val="000000"/>
+              </w:rPr>
+            </w:pPr>
+            <w:r>
+              <w:rPr>
+                <w:rFonts w:ascii="Times New Roman" w:hAnsi="Times New Roman" w:eastAsia="Times New Roman" w:cs="Times New Roman"/>
+                <w:i w:val="false"/>
+                <w:b w:val="false"/>
+                <w:u w:val="none"/>
+                <w:strike w:val="false"/>
                 <w:sz w:val="24"/>
                 <w:szCs w:val="24"/>
                 <w:color w:val="000000"/>
@@ -2903,17 +2997,19 @@
                 <w:i w:val="false"/>
                 <w:b w:val="false"/>
                 <w:u w:val="none"/>
-                <w:sz w:val="24"/>
-                <w:szCs w:val="24"/>
-                <w:color w:val="000000"/>
-              </w:rPr>
-            </w:pPr>
-            <w:r>
-              <w:rPr>
-                <w:rFonts w:ascii="Times New Roman" w:hAnsi="Times New Roman" w:eastAsia="Times New Roman" w:cs="Times New Roman"/>
-                <w:i w:val="false"/>
-                <w:b w:val="false"/>
-                <w:u w:val="none"/>
+                <w:strike w:val="false"/>
+                <w:sz w:val="24"/>
+                <w:szCs w:val="24"/>
+                <w:color w:val="000000"/>
+              </w:rPr>
+            </w:pPr>
+            <w:r>
+              <w:rPr>
+                <w:rFonts w:ascii="Times New Roman" w:hAnsi="Times New Roman" w:eastAsia="Times New Roman" w:cs="Times New Roman"/>
+                <w:i w:val="false"/>
+                <w:b w:val="false"/>
+                <w:u w:val="none"/>
+                <w:strike w:val="false"/>
                 <w:sz w:val="24"/>
                 <w:szCs w:val="24"/>
                 <w:color w:val="000000"/>
@@ -2956,17 +3052,19 @@
                 <w:i w:val="false"/>
                 <w:b w:val="false"/>
                 <w:u w:val="none"/>
-                <w:sz w:val="24"/>
-                <w:szCs w:val="24"/>
-                <w:color w:val="000000"/>
-              </w:rPr>
-            </w:pPr>
-            <w:r>
-              <w:rPr>
-                <w:rFonts w:ascii="Times New Roman" w:hAnsi="Times New Roman" w:eastAsia="Times New Roman" w:cs="Times New Roman"/>
-                <w:i w:val="false"/>
-                <w:b w:val="false"/>
-                <w:u w:val="none"/>
+                <w:strike w:val="false"/>
+                <w:sz w:val="24"/>
+                <w:szCs w:val="24"/>
+                <w:color w:val="000000"/>
+              </w:rPr>
+            </w:pPr>
+            <w:r>
+              <w:rPr>
+                <w:rFonts w:ascii="Times New Roman" w:hAnsi="Times New Roman" w:eastAsia="Times New Roman" w:cs="Times New Roman"/>
+                <w:i w:val="false"/>
+                <w:b w:val="false"/>
+                <w:u w:val="none"/>
+                <w:strike w:val="false"/>
                 <w:sz w:val="24"/>
                 <w:szCs w:val="24"/>
                 <w:color w:val="000000"/>
@@ -3009,17 +3107,19 @@
                 <w:i w:val="false"/>
                 <w:b w:val="false"/>
                 <w:u w:val="none"/>
-                <w:sz w:val="24"/>
-                <w:szCs w:val="24"/>
-                <w:color w:val="000000"/>
-              </w:rPr>
-            </w:pPr>
-            <w:r>
-              <w:rPr>
-                <w:rFonts w:ascii="Times New Roman" w:hAnsi="Times New Roman" w:eastAsia="Times New Roman" w:cs="Times New Roman"/>
-                <w:i w:val="false"/>
-                <w:b w:val="false"/>
-                <w:u w:val="none"/>
+                <w:strike w:val="false"/>
+                <w:sz w:val="24"/>
+                <w:szCs w:val="24"/>
+                <w:color w:val="000000"/>
+              </w:rPr>
+            </w:pPr>
+            <w:r>
+              <w:rPr>
+                <w:rFonts w:ascii="Times New Roman" w:hAnsi="Times New Roman" w:eastAsia="Times New Roman" w:cs="Times New Roman"/>
+                <w:i w:val="false"/>
+                <w:b w:val="false"/>
+                <w:u w:val="none"/>
+                <w:strike w:val="false"/>
                 <w:sz w:val="24"/>
                 <w:szCs w:val="24"/>
                 <w:color w:val="000000"/>
@@ -3062,17 +3162,19 @@
                 <w:i w:val="false"/>
                 <w:b w:val="false"/>
                 <w:u w:val="none"/>
-                <w:sz w:val="24"/>
-                <w:szCs w:val="24"/>
-                <w:color w:val="000000"/>
-              </w:rPr>
-            </w:pPr>
-            <w:r>
-              <w:rPr>
-                <w:rFonts w:ascii="Times New Roman" w:hAnsi="Times New Roman" w:eastAsia="Times New Roman" w:cs="Times New Roman"/>
-                <w:i w:val="false"/>
-                <w:b w:val="false"/>
-                <w:u w:val="none"/>
+                <w:strike w:val="false"/>
+                <w:sz w:val="24"/>
+                <w:szCs w:val="24"/>
+                <w:color w:val="000000"/>
+              </w:rPr>
+            </w:pPr>
+            <w:r>
+              <w:rPr>
+                <w:rFonts w:ascii="Times New Roman" w:hAnsi="Times New Roman" w:eastAsia="Times New Roman" w:cs="Times New Roman"/>
+                <w:i w:val="false"/>
+                <w:b w:val="false"/>
+                <w:u w:val="none"/>
+                <w:strike w:val="false"/>
                 <w:sz w:val="24"/>
                 <w:szCs w:val="24"/>
                 <w:color w:val="000000"/>
@@ -3115,17 +3217,19 @@
                 <w:i w:val="false"/>
                 <w:b w:val="false"/>
                 <w:u w:val="none"/>
-                <w:sz w:val="24"/>
-                <w:szCs w:val="24"/>
-                <w:color w:val="000000"/>
-              </w:rPr>
-            </w:pPr>
-            <w:r>
-              <w:rPr>
-                <w:rFonts w:ascii="Times New Roman" w:hAnsi="Times New Roman" w:eastAsia="Times New Roman" w:cs="Times New Roman"/>
-                <w:i w:val="false"/>
-                <w:b w:val="false"/>
-                <w:u w:val="none"/>
+                <w:strike w:val="false"/>
+                <w:sz w:val="24"/>
+                <w:szCs w:val="24"/>
+                <w:color w:val="000000"/>
+              </w:rPr>
+            </w:pPr>
+            <w:r>
+              <w:rPr>
+                <w:rFonts w:ascii="Times New Roman" w:hAnsi="Times New Roman" w:eastAsia="Times New Roman" w:cs="Times New Roman"/>
+                <w:i w:val="false"/>
+                <w:b w:val="false"/>
+                <w:u w:val="none"/>
+                <w:strike w:val="false"/>
                 <w:sz w:val="24"/>
                 <w:szCs w:val="24"/>
                 <w:color w:val="000000"/>
@@ -3139,7 +3243,6 @@
         <w:trPr>
           <w:trHeight w:val="360" w:hRule="auto"/>
         </w:trPr>
-        body 9
         <w:tc>
           <w:tcPr>
             <w:tcBorders>
@@ -3174,17 +3277,19 @@
                 <w:i w:val="false"/>
                 <w:b w:val="false"/>
                 <w:u w:val="none"/>
-                <w:sz w:val="24"/>
-                <w:szCs w:val="24"/>
-                <w:color w:val="000000"/>
-              </w:rPr>
-            </w:pPr>
-            <w:r>
-              <w:rPr>
-                <w:rFonts w:ascii="Times New Roman" w:hAnsi="Times New Roman" w:eastAsia="Times New Roman" w:cs="Times New Roman"/>
-                <w:i w:val="false"/>
-                <w:b w:val="false"/>
-                <w:u w:val="none"/>
+                <w:strike w:val="false"/>
+                <w:sz w:val="24"/>
+                <w:szCs w:val="24"/>
+                <w:color w:val="000000"/>
+              </w:rPr>
+            </w:pPr>
+            <w:r>
+              <w:rPr>
+                <w:rFonts w:ascii="Times New Roman" w:hAnsi="Times New Roman" w:eastAsia="Times New Roman" w:cs="Times New Roman"/>
+                <w:i w:val="false"/>
+                <w:b w:val="false"/>
+                <w:u w:val="none"/>
+                <w:strike w:val="false"/>
                 <w:sz w:val="24"/>
                 <w:szCs w:val="24"/>
                 <w:color w:val="000000"/>
@@ -3227,17 +3332,19 @@
                 <w:i w:val="false"/>
                 <w:b w:val="false"/>
                 <w:u w:val="none"/>
-                <w:sz w:val="24"/>
-                <w:szCs w:val="24"/>
-                <w:color w:val="000000"/>
-              </w:rPr>
-            </w:pPr>
-            <w:r>
-              <w:rPr>
-                <w:rFonts w:ascii="Times New Roman" w:hAnsi="Times New Roman" w:eastAsia="Times New Roman" w:cs="Times New Roman"/>
-                <w:i w:val="false"/>
-                <w:b w:val="false"/>
-                <w:u w:val="none"/>
+                <w:strike w:val="false"/>
+                <w:sz w:val="24"/>
+                <w:szCs w:val="24"/>
+                <w:color w:val="000000"/>
+              </w:rPr>
+            </w:pPr>
+            <w:r>
+              <w:rPr>
+                <w:rFonts w:ascii="Times New Roman" w:hAnsi="Times New Roman" w:eastAsia="Times New Roman" w:cs="Times New Roman"/>
+                <w:i w:val="false"/>
+                <w:b w:val="false"/>
+                <w:u w:val="none"/>
+                <w:strike w:val="false"/>
                 <w:sz w:val="24"/>
                 <w:szCs w:val="24"/>
                 <w:color w:val="000000"/>
@@ -3280,17 +3387,19 @@
                 <w:i w:val="false"/>
                 <w:b w:val="false"/>
                 <w:u w:val="none"/>
-                <w:sz w:val="24"/>
-                <w:szCs w:val="24"/>
-                <w:color w:val="000000"/>
-              </w:rPr>
-            </w:pPr>
-            <w:r>
-              <w:rPr>
-                <w:rFonts w:ascii="Times New Roman" w:hAnsi="Times New Roman" w:eastAsia="Times New Roman" w:cs="Times New Roman"/>
-                <w:i w:val="false"/>
-                <w:b w:val="false"/>
-                <w:u w:val="none"/>
+                <w:strike w:val="false"/>
+                <w:sz w:val="24"/>
+                <w:szCs w:val="24"/>
+                <w:color w:val="000000"/>
+              </w:rPr>
+            </w:pPr>
+            <w:r>
+              <w:rPr>
+                <w:rFonts w:ascii="Times New Roman" w:hAnsi="Times New Roman" w:eastAsia="Times New Roman" w:cs="Times New Roman"/>
+                <w:i w:val="false"/>
+                <w:b w:val="false"/>
+                <w:u w:val="none"/>
+                <w:strike w:val="false"/>
                 <w:sz w:val="24"/>
                 <w:szCs w:val="24"/>
                 <w:color w:val="000000"/>
@@ -3333,17 +3442,19 @@
                 <w:i w:val="false"/>
                 <w:b w:val="false"/>
                 <w:u w:val="none"/>
-                <w:sz w:val="24"/>
-                <w:szCs w:val="24"/>
-                <w:color w:val="000000"/>
-              </w:rPr>
-            </w:pPr>
-            <w:r>
-              <w:rPr>
-                <w:rFonts w:ascii="Times New Roman" w:hAnsi="Times New Roman" w:eastAsia="Times New Roman" w:cs="Times New Roman"/>
-                <w:i w:val="false"/>
-                <w:b w:val="false"/>
-                <w:u w:val="none"/>
+                <w:strike w:val="false"/>
+                <w:sz w:val="24"/>
+                <w:szCs w:val="24"/>
+                <w:color w:val="000000"/>
+              </w:rPr>
+            </w:pPr>
+            <w:r>
+              <w:rPr>
+                <w:rFonts w:ascii="Times New Roman" w:hAnsi="Times New Roman" w:eastAsia="Times New Roman" w:cs="Times New Roman"/>
+                <w:i w:val="false"/>
+                <w:b w:val="false"/>
+                <w:u w:val="none"/>
+                <w:strike w:val="false"/>
                 <w:sz w:val="24"/>
                 <w:szCs w:val="24"/>
                 <w:color w:val="000000"/>
@@ -3386,17 +3497,19 @@
                 <w:i w:val="false"/>
                 <w:b w:val="false"/>
                 <w:u w:val="none"/>
-                <w:sz w:val="24"/>
-                <w:szCs w:val="24"/>
-                <w:color w:val="000000"/>
-              </w:rPr>
-            </w:pPr>
-            <w:r>
-              <w:rPr>
-                <w:rFonts w:ascii="Times New Roman" w:hAnsi="Times New Roman" w:eastAsia="Times New Roman" w:cs="Times New Roman"/>
-                <w:i w:val="false"/>
-                <w:b w:val="false"/>
-                <w:u w:val="none"/>
+                <w:strike w:val="false"/>
+                <w:sz w:val="24"/>
+                <w:szCs w:val="24"/>
+                <w:color w:val="000000"/>
+              </w:rPr>
+            </w:pPr>
+            <w:r>
+              <w:rPr>
+                <w:rFonts w:ascii="Times New Roman" w:hAnsi="Times New Roman" w:eastAsia="Times New Roman" w:cs="Times New Roman"/>
+                <w:i w:val="false"/>
+                <w:b w:val="false"/>
+                <w:u w:val="none"/>
+                <w:strike w:val="false"/>
                 <w:sz w:val="24"/>
                 <w:szCs w:val="24"/>
                 <w:color w:val="000000"/>
@@ -3439,17 +3552,19 @@
                 <w:i w:val="false"/>
                 <w:b w:val="false"/>
                 <w:u w:val="none"/>
-                <w:sz w:val="24"/>
-                <w:szCs w:val="24"/>
-                <w:color w:val="000000"/>
-              </w:rPr>
-            </w:pPr>
-            <w:r>
-              <w:rPr>
-                <w:rFonts w:ascii="Times New Roman" w:hAnsi="Times New Roman" w:eastAsia="Times New Roman" w:cs="Times New Roman"/>
-                <w:i w:val="false"/>
-                <w:b w:val="false"/>
-                <w:u w:val="none"/>
+                <w:strike w:val="false"/>
+                <w:sz w:val="24"/>
+                <w:szCs w:val="24"/>
+                <w:color w:val="000000"/>
+              </w:rPr>
+            </w:pPr>
+            <w:r>
+              <w:rPr>
+                <w:rFonts w:ascii="Times New Roman" w:hAnsi="Times New Roman" w:eastAsia="Times New Roman" w:cs="Times New Roman"/>
+                <w:i w:val="false"/>
+                <w:b w:val="false"/>
+                <w:u w:val="none"/>
+                <w:strike w:val="false"/>
                 <w:sz w:val="24"/>
                 <w:szCs w:val="24"/>
                 <w:color w:val="000000"/>
@@ -3463,7 +3578,6 @@
         <w:trPr>
           <w:trHeight w:val="360" w:hRule="auto"/>
         </w:trPr>
-        body10
         <w:tc>
           <w:tcPr>
             <w:tcBorders>
@@ -3498,17 +3612,19 @@
                 <w:i w:val="false"/>
                 <w:b w:val="false"/>
                 <w:u w:val="none"/>
-                <w:sz w:val="24"/>
-                <w:szCs w:val="24"/>
-                <w:color w:val="000000"/>
-              </w:rPr>
-            </w:pPr>
-            <w:r>
-              <w:rPr>
-                <w:rFonts w:ascii="Times New Roman" w:hAnsi="Times New Roman" w:eastAsia="Times New Roman" w:cs="Times New Roman"/>
-                <w:i w:val="false"/>
-                <w:b w:val="false"/>
-                <w:u w:val="none"/>
+                <w:strike w:val="false"/>
+                <w:sz w:val="24"/>
+                <w:szCs w:val="24"/>
+                <w:color w:val="000000"/>
+              </w:rPr>
+            </w:pPr>
+            <w:r>
+              <w:rPr>
+                <w:rFonts w:ascii="Times New Roman" w:hAnsi="Times New Roman" w:eastAsia="Times New Roman" w:cs="Times New Roman"/>
+                <w:i w:val="false"/>
+                <w:b w:val="false"/>
+                <w:u w:val="none"/>
+                <w:strike w:val="false"/>
                 <w:sz w:val="24"/>
                 <w:szCs w:val="24"/>
                 <w:color w:val="000000"/>
@@ -3551,17 +3667,19 @@
                 <w:i w:val="false"/>
                 <w:b w:val="false"/>
                 <w:u w:val="none"/>
-                <w:sz w:val="24"/>
-                <w:szCs w:val="24"/>
-                <w:color w:val="000000"/>
-              </w:rPr>
-            </w:pPr>
-            <w:r>
-              <w:rPr>
-                <w:rFonts w:ascii="Times New Roman" w:hAnsi="Times New Roman" w:eastAsia="Times New Roman" w:cs="Times New Roman"/>
-                <w:i w:val="false"/>
-                <w:b w:val="false"/>
-                <w:u w:val="none"/>
+                <w:strike w:val="false"/>
+                <w:sz w:val="24"/>
+                <w:szCs w:val="24"/>
+                <w:color w:val="000000"/>
+              </w:rPr>
+            </w:pPr>
+            <w:r>
+              <w:rPr>
+                <w:rFonts w:ascii="Times New Roman" w:hAnsi="Times New Roman" w:eastAsia="Times New Roman" w:cs="Times New Roman"/>
+                <w:i w:val="false"/>
+                <w:b w:val="false"/>
+                <w:u w:val="none"/>
+                <w:strike w:val="false"/>
                 <w:sz w:val="24"/>
                 <w:szCs w:val="24"/>
                 <w:color w:val="000000"/>
@@ -3604,17 +3722,19 @@
                 <w:i w:val="false"/>
                 <w:b w:val="false"/>
                 <w:u w:val="none"/>
-                <w:sz w:val="24"/>
-                <w:szCs w:val="24"/>
-                <w:color w:val="000000"/>
-              </w:rPr>
-            </w:pPr>
-            <w:r>
-              <w:rPr>
-                <w:rFonts w:ascii="Times New Roman" w:hAnsi="Times New Roman" w:eastAsia="Times New Roman" w:cs="Times New Roman"/>
-                <w:i w:val="false"/>
-                <w:b w:val="false"/>
-                <w:u w:val="none"/>
+                <w:strike w:val="false"/>
+                <w:sz w:val="24"/>
+                <w:szCs w:val="24"/>
+                <w:color w:val="000000"/>
+              </w:rPr>
+            </w:pPr>
+            <w:r>
+              <w:rPr>
+                <w:rFonts w:ascii="Times New Roman" w:hAnsi="Times New Roman" w:eastAsia="Times New Roman" w:cs="Times New Roman"/>
+                <w:i w:val="false"/>
+                <w:b w:val="false"/>
+                <w:u w:val="none"/>
+                <w:strike w:val="false"/>
                 <w:sz w:val="24"/>
                 <w:szCs w:val="24"/>
                 <w:color w:val="000000"/>
@@ -3657,17 +3777,19 @@
                 <w:i w:val="false"/>
                 <w:b w:val="false"/>
                 <w:u w:val="none"/>
-                <w:sz w:val="24"/>
-                <w:szCs w:val="24"/>
-                <w:color w:val="000000"/>
-              </w:rPr>
-            </w:pPr>
-            <w:r>
-              <w:rPr>
-                <w:rFonts w:ascii="Times New Roman" w:hAnsi="Times New Roman" w:eastAsia="Times New Roman" w:cs="Times New Roman"/>
-                <w:i w:val="false"/>
-                <w:b w:val="false"/>
-                <w:u w:val="none"/>
+                <w:strike w:val="false"/>
+                <w:sz w:val="24"/>
+                <w:szCs w:val="24"/>
+                <w:color w:val="000000"/>
+              </w:rPr>
+            </w:pPr>
+            <w:r>
+              <w:rPr>
+                <w:rFonts w:ascii="Times New Roman" w:hAnsi="Times New Roman" w:eastAsia="Times New Roman" w:cs="Times New Roman"/>
+                <w:i w:val="false"/>
+                <w:b w:val="false"/>
+                <w:u w:val="none"/>
+                <w:strike w:val="false"/>
                 <w:sz w:val="24"/>
                 <w:szCs w:val="24"/>
                 <w:color w:val="000000"/>
@@ -3710,17 +3832,19 @@
                 <w:i w:val="false"/>
                 <w:b w:val="false"/>
                 <w:u w:val="none"/>
-                <w:sz w:val="24"/>
-                <w:szCs w:val="24"/>
-                <w:color w:val="000000"/>
-              </w:rPr>
-            </w:pPr>
-            <w:r>
-              <w:rPr>
-                <w:rFonts w:ascii="Times New Roman" w:hAnsi="Times New Roman" w:eastAsia="Times New Roman" w:cs="Times New Roman"/>
-                <w:i w:val="false"/>
-                <w:b w:val="false"/>
-                <w:u w:val="none"/>
+                <w:strike w:val="false"/>
+                <w:sz w:val="24"/>
+                <w:szCs w:val="24"/>
+                <w:color w:val="000000"/>
+              </w:rPr>
+            </w:pPr>
+            <w:r>
+              <w:rPr>
+                <w:rFonts w:ascii="Times New Roman" w:hAnsi="Times New Roman" w:eastAsia="Times New Roman" w:cs="Times New Roman"/>
+                <w:i w:val="false"/>
+                <w:b w:val="false"/>
+                <w:u w:val="none"/>
+                <w:strike w:val="false"/>
                 <w:sz w:val="24"/>
                 <w:szCs w:val="24"/>
                 <w:color w:val="000000"/>
@@ -3763,17 +3887,19 @@
                 <w:i w:val="false"/>
                 <w:b w:val="false"/>
                 <w:u w:val="none"/>
-                <w:sz w:val="24"/>
-                <w:szCs w:val="24"/>
-                <w:color w:val="000000"/>
-              </w:rPr>
-            </w:pPr>
-            <w:r>
-              <w:rPr>
-                <w:rFonts w:ascii="Times New Roman" w:hAnsi="Times New Roman" w:eastAsia="Times New Roman" w:cs="Times New Roman"/>
-                <w:i w:val="false"/>
-                <w:b w:val="false"/>
-                <w:u w:val="none"/>
+                <w:strike w:val="false"/>
+                <w:sz w:val="24"/>
+                <w:szCs w:val="24"/>
+                <w:color w:val="000000"/>
+              </w:rPr>
+            </w:pPr>
+            <w:r>
+              <w:rPr>
+                <w:rFonts w:ascii="Times New Roman" w:hAnsi="Times New Roman" w:eastAsia="Times New Roman" w:cs="Times New Roman"/>
+                <w:i w:val="false"/>
+                <w:b w:val="false"/>
+                <w:u w:val="none"/>
+                <w:strike w:val="false"/>
                 <w:sz w:val="24"/>
                 <w:szCs w:val="24"/>
                 <w:color w:val="000000"/>
@@ -3787,7 +3913,6 @@
         <w:trPr>
           <w:trHeight w:val="360" w:hRule="auto"/>
         </w:trPr>
-        body11
         <w:tc>
           <w:tcPr>
             <w:tcBorders>
@@ -3822,17 +3947,19 @@
                 <w:i w:val="false"/>
                 <w:b w:val="false"/>
                 <w:u w:val="none"/>
-                <w:sz w:val="24"/>
-                <w:szCs w:val="24"/>
-                <w:color w:val="000000"/>
-              </w:rPr>
-            </w:pPr>
-            <w:r>
-              <w:rPr>
-                <w:rFonts w:ascii="Times New Roman" w:hAnsi="Times New Roman" w:eastAsia="Times New Roman" w:cs="Times New Roman"/>
-                <w:i w:val="false"/>
-                <w:b w:val="false"/>
-                <w:u w:val="none"/>
+                <w:strike w:val="false"/>
+                <w:sz w:val="24"/>
+                <w:szCs w:val="24"/>
+                <w:color w:val="000000"/>
+              </w:rPr>
+            </w:pPr>
+            <w:r>
+              <w:rPr>
+                <w:rFonts w:ascii="Times New Roman" w:hAnsi="Times New Roman" w:eastAsia="Times New Roman" w:cs="Times New Roman"/>
+                <w:i w:val="false"/>
+                <w:b w:val="false"/>
+                <w:u w:val="none"/>
+                <w:strike w:val="false"/>
                 <w:sz w:val="24"/>
                 <w:szCs w:val="24"/>
                 <w:color w:val="000000"/>
@@ -3875,17 +4002,19 @@
                 <w:i w:val="false"/>
                 <w:b w:val="false"/>
                 <w:u w:val="none"/>
-                <w:sz w:val="24"/>
-                <w:szCs w:val="24"/>
-                <w:color w:val="000000"/>
-              </w:rPr>
-            </w:pPr>
-            <w:r>
-              <w:rPr>
-                <w:rFonts w:ascii="Times New Roman" w:hAnsi="Times New Roman" w:eastAsia="Times New Roman" w:cs="Times New Roman"/>
-                <w:i w:val="false"/>
-                <w:b w:val="false"/>
-                <w:u w:val="none"/>
+                <w:strike w:val="false"/>
+                <w:sz w:val="24"/>
+                <w:szCs w:val="24"/>
+                <w:color w:val="000000"/>
+              </w:rPr>
+            </w:pPr>
+            <w:r>
+              <w:rPr>
+                <w:rFonts w:ascii="Times New Roman" w:hAnsi="Times New Roman" w:eastAsia="Times New Roman" w:cs="Times New Roman"/>
+                <w:i w:val="false"/>
+                <w:b w:val="false"/>
+                <w:u w:val="none"/>
+                <w:strike w:val="false"/>
                 <w:sz w:val="24"/>
                 <w:szCs w:val="24"/>
                 <w:color w:val="000000"/>
@@ -3928,17 +4057,19 @@
                 <w:i w:val="false"/>
                 <w:b w:val="false"/>
                 <w:u w:val="none"/>
-                <w:sz w:val="24"/>
-                <w:szCs w:val="24"/>
-                <w:color w:val="000000"/>
-              </w:rPr>
-            </w:pPr>
-            <w:r>
-              <w:rPr>
-                <w:rFonts w:ascii="Times New Roman" w:hAnsi="Times New Roman" w:eastAsia="Times New Roman" w:cs="Times New Roman"/>
-                <w:i w:val="false"/>
-                <w:b w:val="false"/>
-                <w:u w:val="none"/>
+                <w:strike w:val="false"/>
+                <w:sz w:val="24"/>
+                <w:szCs w:val="24"/>
+                <w:color w:val="000000"/>
+              </w:rPr>
+            </w:pPr>
+            <w:r>
+              <w:rPr>
+                <w:rFonts w:ascii="Times New Roman" w:hAnsi="Times New Roman" w:eastAsia="Times New Roman" w:cs="Times New Roman"/>
+                <w:i w:val="false"/>
+                <w:b w:val="false"/>
+                <w:u w:val="none"/>
+                <w:strike w:val="false"/>
                 <w:sz w:val="24"/>
                 <w:szCs w:val="24"/>
                 <w:color w:val="000000"/>
@@ -3981,17 +4112,19 @@
                 <w:i w:val="false"/>
                 <w:b w:val="false"/>
                 <w:u w:val="none"/>
-                <w:sz w:val="24"/>
-                <w:szCs w:val="24"/>
-                <w:color w:val="000000"/>
-              </w:rPr>
-            </w:pPr>
-            <w:r>
-              <w:rPr>
-                <w:rFonts w:ascii="Times New Roman" w:hAnsi="Times New Roman" w:eastAsia="Times New Roman" w:cs="Times New Roman"/>
-                <w:i w:val="false"/>
-                <w:b w:val="false"/>
-                <w:u w:val="none"/>
+                <w:strike w:val="false"/>
+                <w:sz w:val="24"/>
+                <w:szCs w:val="24"/>
+                <w:color w:val="000000"/>
+              </w:rPr>
+            </w:pPr>
+            <w:r>
+              <w:rPr>
+                <w:rFonts w:ascii="Times New Roman" w:hAnsi="Times New Roman" w:eastAsia="Times New Roman" w:cs="Times New Roman"/>
+                <w:i w:val="false"/>
+                <w:b w:val="false"/>
+                <w:u w:val="none"/>
+                <w:strike w:val="false"/>
                 <w:sz w:val="24"/>
                 <w:szCs w:val="24"/>
                 <w:color w:val="000000"/>
@@ -4034,17 +4167,19 @@
                 <w:i w:val="false"/>
                 <w:b w:val="false"/>
                 <w:u w:val="none"/>
-                <w:sz w:val="24"/>
-                <w:szCs w:val="24"/>
-                <w:color w:val="000000"/>
-              </w:rPr>
-            </w:pPr>
-            <w:r>
-              <w:rPr>
-                <w:rFonts w:ascii="Times New Roman" w:hAnsi="Times New Roman" w:eastAsia="Times New Roman" w:cs="Times New Roman"/>
-                <w:i w:val="false"/>
-                <w:b w:val="false"/>
-                <w:u w:val="none"/>
+                <w:strike w:val="false"/>
+                <w:sz w:val="24"/>
+                <w:szCs w:val="24"/>
+                <w:color w:val="000000"/>
+              </w:rPr>
+            </w:pPr>
+            <w:r>
+              <w:rPr>
+                <w:rFonts w:ascii="Times New Roman" w:hAnsi="Times New Roman" w:eastAsia="Times New Roman" w:cs="Times New Roman"/>
+                <w:i w:val="false"/>
+                <w:b w:val="false"/>
+                <w:u w:val="none"/>
+                <w:strike w:val="false"/>
                 <w:sz w:val="24"/>
                 <w:szCs w:val="24"/>
                 <w:color w:val="000000"/>
@@ -4087,17 +4222,19 @@
                 <w:i w:val="false"/>
                 <w:b w:val="false"/>
                 <w:u w:val="none"/>
-                <w:sz w:val="24"/>
-                <w:szCs w:val="24"/>
-                <w:color w:val="000000"/>
-              </w:rPr>
-            </w:pPr>
-            <w:r>
-              <w:rPr>
-                <w:rFonts w:ascii="Times New Roman" w:hAnsi="Times New Roman" w:eastAsia="Times New Roman" w:cs="Times New Roman"/>
-                <w:i w:val="false"/>
-                <w:b w:val="false"/>
-                <w:u w:val="none"/>
+                <w:strike w:val="false"/>
+                <w:sz w:val="24"/>
+                <w:szCs w:val="24"/>
+                <w:color w:val="000000"/>
+              </w:rPr>
+            </w:pPr>
+            <w:r>
+              <w:rPr>
+                <w:rFonts w:ascii="Times New Roman" w:hAnsi="Times New Roman" w:eastAsia="Times New Roman" w:cs="Times New Roman"/>
+                <w:i w:val="false"/>
+                <w:b w:val="false"/>
+                <w:u w:val="none"/>
+                <w:strike w:val="false"/>
                 <w:sz w:val="24"/>
                 <w:szCs w:val="24"/>
                 <w:color w:val="000000"/>
@@ -4111,7 +4248,6 @@
         <w:trPr>
           <w:trHeight w:val="360" w:hRule="auto"/>
         </w:trPr>
-        body12
         <w:tc>
           <w:tcPr>
             <w:tcBorders>
@@ -4146,17 +4282,19 @@
                 <w:i w:val="false"/>
                 <w:b w:val="false"/>
                 <w:u w:val="none"/>
-                <w:sz w:val="24"/>
-                <w:szCs w:val="24"/>
-                <w:color w:val="000000"/>
-              </w:rPr>
-            </w:pPr>
-            <w:r>
-              <w:rPr>
-                <w:rFonts w:ascii="Times New Roman" w:hAnsi="Times New Roman" w:eastAsia="Times New Roman" w:cs="Times New Roman"/>
-                <w:i w:val="false"/>
-                <w:b w:val="false"/>
-                <w:u w:val="none"/>
+                <w:strike w:val="false"/>
+                <w:sz w:val="24"/>
+                <w:szCs w:val="24"/>
+                <w:color w:val="000000"/>
+              </w:rPr>
+            </w:pPr>
+            <w:r>
+              <w:rPr>
+                <w:rFonts w:ascii="Times New Roman" w:hAnsi="Times New Roman" w:eastAsia="Times New Roman" w:cs="Times New Roman"/>
+                <w:i w:val="false"/>
+                <w:b w:val="false"/>
+                <w:u w:val="none"/>
+                <w:strike w:val="false"/>
                 <w:sz w:val="24"/>
                 <w:szCs w:val="24"/>
                 <w:color w:val="000000"/>
@@ -4199,17 +4337,19 @@
                 <w:i w:val="false"/>
                 <w:b w:val="false"/>
                 <w:u w:val="none"/>
-                <w:sz w:val="24"/>
-                <w:szCs w:val="24"/>
-                <w:color w:val="000000"/>
-              </w:rPr>
-            </w:pPr>
-            <w:r>
-              <w:rPr>
-                <w:rFonts w:ascii="Times New Roman" w:hAnsi="Times New Roman" w:eastAsia="Times New Roman" w:cs="Times New Roman"/>
-                <w:i w:val="false"/>
-                <w:b w:val="false"/>
-                <w:u w:val="none"/>
+                <w:strike w:val="false"/>
+                <w:sz w:val="24"/>
+                <w:szCs w:val="24"/>
+                <w:color w:val="000000"/>
+              </w:rPr>
+            </w:pPr>
+            <w:r>
+              <w:rPr>
+                <w:rFonts w:ascii="Times New Roman" w:hAnsi="Times New Roman" w:eastAsia="Times New Roman" w:cs="Times New Roman"/>
+                <w:i w:val="false"/>
+                <w:b w:val="false"/>
+                <w:u w:val="none"/>
+                <w:strike w:val="false"/>
                 <w:sz w:val="24"/>
                 <w:szCs w:val="24"/>
                 <w:color w:val="000000"/>
@@ -4252,17 +4392,19 @@
                 <w:i w:val="false"/>
                 <w:b w:val="false"/>
                 <w:u w:val="none"/>
-                <w:sz w:val="24"/>
-                <w:szCs w:val="24"/>
-                <w:color w:val="000000"/>
-              </w:rPr>
-            </w:pPr>
-            <w:r>
-              <w:rPr>
-                <w:rFonts w:ascii="Times New Roman" w:hAnsi="Times New Roman" w:eastAsia="Times New Roman" w:cs="Times New Roman"/>
-                <w:i w:val="false"/>
-                <w:b w:val="false"/>
-                <w:u w:val="none"/>
+                <w:strike w:val="false"/>
+                <w:sz w:val="24"/>
+                <w:szCs w:val="24"/>
+                <w:color w:val="000000"/>
+              </w:rPr>
+            </w:pPr>
+            <w:r>
+              <w:rPr>
+                <w:rFonts w:ascii="Times New Roman" w:hAnsi="Times New Roman" w:eastAsia="Times New Roman" w:cs="Times New Roman"/>
+                <w:i w:val="false"/>
+                <w:b w:val="false"/>
+                <w:u w:val="none"/>
+                <w:strike w:val="false"/>
                 <w:sz w:val="24"/>
                 <w:szCs w:val="24"/>
                 <w:color w:val="000000"/>
@@ -4305,17 +4447,19 @@
                 <w:i w:val="false"/>
                 <w:b w:val="false"/>
                 <w:u w:val="none"/>
-                <w:sz w:val="24"/>
-                <w:szCs w:val="24"/>
-                <w:color w:val="000000"/>
-              </w:rPr>
-            </w:pPr>
-            <w:r>
-              <w:rPr>
-                <w:rFonts w:ascii="Times New Roman" w:hAnsi="Times New Roman" w:eastAsia="Times New Roman" w:cs="Times New Roman"/>
-                <w:i w:val="false"/>
-                <w:b w:val="false"/>
-                <w:u w:val="none"/>
+                <w:strike w:val="false"/>
+                <w:sz w:val="24"/>
+                <w:szCs w:val="24"/>
+                <w:color w:val="000000"/>
+              </w:rPr>
+            </w:pPr>
+            <w:r>
+              <w:rPr>
+                <w:rFonts w:ascii="Times New Roman" w:hAnsi="Times New Roman" w:eastAsia="Times New Roman" w:cs="Times New Roman"/>
+                <w:i w:val="false"/>
+                <w:b w:val="false"/>
+                <w:u w:val="none"/>
+                <w:strike w:val="false"/>
                 <w:sz w:val="24"/>
                 <w:szCs w:val="24"/>
                 <w:color w:val="000000"/>
@@ -4358,17 +4502,19 @@
                 <w:i w:val="false"/>
                 <w:b w:val="false"/>
                 <w:u w:val="none"/>
-                <w:sz w:val="24"/>
-                <w:szCs w:val="24"/>
-                <w:color w:val="000000"/>
-              </w:rPr>
-            </w:pPr>
-            <w:r>
-              <w:rPr>
-                <w:rFonts w:ascii="Times New Roman" w:hAnsi="Times New Roman" w:eastAsia="Times New Roman" w:cs="Times New Roman"/>
-                <w:i w:val="false"/>
-                <w:b w:val="false"/>
-                <w:u w:val="none"/>
+                <w:strike w:val="false"/>
+                <w:sz w:val="24"/>
+                <w:szCs w:val="24"/>
+                <w:color w:val="000000"/>
+              </w:rPr>
+            </w:pPr>
+            <w:r>
+              <w:rPr>
+                <w:rFonts w:ascii="Times New Roman" w:hAnsi="Times New Roman" w:eastAsia="Times New Roman" w:cs="Times New Roman"/>
+                <w:i w:val="false"/>
+                <w:b w:val="false"/>
+                <w:u w:val="none"/>
+                <w:strike w:val="false"/>
                 <w:sz w:val="24"/>
                 <w:szCs w:val="24"/>
                 <w:color w:val="000000"/>
@@ -4411,17 +4557,19 @@
                 <w:i w:val="false"/>
                 <w:b w:val="false"/>
                 <w:u w:val="none"/>
-                <w:sz w:val="24"/>
-                <w:szCs w:val="24"/>
-                <w:color w:val="000000"/>
-              </w:rPr>
-            </w:pPr>
-            <w:r>
-              <w:rPr>
-                <w:rFonts w:ascii="Times New Roman" w:hAnsi="Times New Roman" w:eastAsia="Times New Roman" w:cs="Times New Roman"/>
-                <w:i w:val="false"/>
-                <w:b w:val="false"/>
-                <w:u w:val="none"/>
+                <w:strike w:val="false"/>
+                <w:sz w:val="24"/>
+                <w:szCs w:val="24"/>
+                <w:color w:val="000000"/>
+              </w:rPr>
+            </w:pPr>
+            <w:r>
+              <w:rPr>
+                <w:rFonts w:ascii="Times New Roman" w:hAnsi="Times New Roman" w:eastAsia="Times New Roman" w:cs="Times New Roman"/>
+                <w:i w:val="false"/>
+                <w:b w:val="false"/>
+                <w:u w:val="none"/>
+                <w:strike w:val="false"/>
                 <w:sz w:val="24"/>
                 <w:szCs w:val="24"/>
                 <w:color w:val="000000"/>
@@ -4435,7 +4583,6 @@
         <w:trPr>
           <w:trHeight w:val="360" w:hRule="auto"/>
         </w:trPr>
-        body13
         <w:tc>
           <w:tcPr>
             <w:tcBorders>
@@ -4470,17 +4617,19 @@
                 <w:i w:val="false"/>
                 <w:b w:val="false"/>
                 <w:u w:val="none"/>
-                <w:sz w:val="24"/>
-                <w:szCs w:val="24"/>
-                <w:color w:val="000000"/>
-              </w:rPr>
-            </w:pPr>
-            <w:r>
-              <w:rPr>
-                <w:rFonts w:ascii="Times New Roman" w:hAnsi="Times New Roman" w:eastAsia="Times New Roman" w:cs="Times New Roman"/>
-                <w:i w:val="false"/>
-                <w:b w:val="false"/>
-                <w:u w:val="none"/>
+                <w:strike w:val="false"/>
+                <w:sz w:val="24"/>
+                <w:szCs w:val="24"/>
+                <w:color w:val="000000"/>
+              </w:rPr>
+            </w:pPr>
+            <w:r>
+              <w:rPr>
+                <w:rFonts w:ascii="Times New Roman" w:hAnsi="Times New Roman" w:eastAsia="Times New Roman" w:cs="Times New Roman"/>
+                <w:i w:val="false"/>
+                <w:b w:val="false"/>
+                <w:u w:val="none"/>
+                <w:strike w:val="false"/>
                 <w:sz w:val="24"/>
                 <w:szCs w:val="24"/>
                 <w:color w:val="000000"/>
@@ -4523,17 +4672,19 @@
                 <w:i w:val="false"/>
                 <w:b w:val="false"/>
                 <w:u w:val="none"/>
-                <w:sz w:val="24"/>
-                <w:szCs w:val="24"/>
-                <w:color w:val="000000"/>
-              </w:rPr>
-            </w:pPr>
-            <w:r>
-              <w:rPr>
-                <w:rFonts w:ascii="Times New Roman" w:hAnsi="Times New Roman" w:eastAsia="Times New Roman" w:cs="Times New Roman"/>
-                <w:i w:val="false"/>
-                <w:b w:val="false"/>
-                <w:u w:val="none"/>
+                <w:strike w:val="false"/>
+                <w:sz w:val="24"/>
+                <w:szCs w:val="24"/>
+                <w:color w:val="000000"/>
+              </w:rPr>
+            </w:pPr>
+            <w:r>
+              <w:rPr>
+                <w:rFonts w:ascii="Times New Roman" w:hAnsi="Times New Roman" w:eastAsia="Times New Roman" w:cs="Times New Roman"/>
+                <w:i w:val="false"/>
+                <w:b w:val="false"/>
+                <w:u w:val="none"/>
+                <w:strike w:val="false"/>
                 <w:sz w:val="24"/>
                 <w:szCs w:val="24"/>
                 <w:color w:val="000000"/>
@@ -4576,17 +4727,19 @@
                 <w:i w:val="false"/>
                 <w:b w:val="false"/>
                 <w:u w:val="none"/>
-                <w:sz w:val="24"/>
-                <w:szCs w:val="24"/>
-                <w:color w:val="000000"/>
-              </w:rPr>
-            </w:pPr>
-            <w:r>
-              <w:rPr>
-                <w:rFonts w:ascii="Times New Roman" w:hAnsi="Times New Roman" w:eastAsia="Times New Roman" w:cs="Times New Roman"/>
-                <w:i w:val="false"/>
-                <w:b w:val="false"/>
-                <w:u w:val="none"/>
+                <w:strike w:val="false"/>
+                <w:sz w:val="24"/>
+                <w:szCs w:val="24"/>
+                <w:color w:val="000000"/>
+              </w:rPr>
+            </w:pPr>
+            <w:r>
+              <w:rPr>
+                <w:rFonts w:ascii="Times New Roman" w:hAnsi="Times New Roman" w:eastAsia="Times New Roman" w:cs="Times New Roman"/>
+                <w:i w:val="false"/>
+                <w:b w:val="false"/>
+                <w:u w:val="none"/>
+                <w:strike w:val="false"/>
                 <w:sz w:val="24"/>
                 <w:szCs w:val="24"/>
                 <w:color w:val="000000"/>
@@ -4629,17 +4782,19 @@
                 <w:i w:val="false"/>
                 <w:b w:val="false"/>
                 <w:u w:val="none"/>
-                <w:sz w:val="24"/>
-                <w:szCs w:val="24"/>
-                <w:color w:val="000000"/>
-              </w:rPr>
-            </w:pPr>
-            <w:r>
-              <w:rPr>
-                <w:rFonts w:ascii="Times New Roman" w:hAnsi="Times New Roman" w:eastAsia="Times New Roman" w:cs="Times New Roman"/>
-                <w:i w:val="false"/>
-                <w:b w:val="false"/>
-                <w:u w:val="none"/>
+                <w:strike w:val="false"/>
+                <w:sz w:val="24"/>
+                <w:szCs w:val="24"/>
+                <w:color w:val="000000"/>
+              </w:rPr>
+            </w:pPr>
+            <w:r>
+              <w:rPr>
+                <w:rFonts w:ascii="Times New Roman" w:hAnsi="Times New Roman" w:eastAsia="Times New Roman" w:cs="Times New Roman"/>
+                <w:i w:val="false"/>
+                <w:b w:val="false"/>
+                <w:u w:val="none"/>
+                <w:strike w:val="false"/>
                 <w:sz w:val="24"/>
                 <w:szCs w:val="24"/>
                 <w:color w:val="000000"/>
@@ -4682,17 +4837,19 @@
                 <w:i w:val="false"/>
                 <w:b w:val="false"/>
                 <w:u w:val="none"/>
-                <w:sz w:val="24"/>
-                <w:szCs w:val="24"/>
-                <w:color w:val="000000"/>
-              </w:rPr>
-            </w:pPr>
-            <w:r>
-              <w:rPr>
-                <w:rFonts w:ascii="Times New Roman" w:hAnsi="Times New Roman" w:eastAsia="Times New Roman" w:cs="Times New Roman"/>
-                <w:i w:val="false"/>
-                <w:b w:val="false"/>
-                <w:u w:val="none"/>
+                <w:strike w:val="false"/>
+                <w:sz w:val="24"/>
+                <w:szCs w:val="24"/>
+                <w:color w:val="000000"/>
+              </w:rPr>
+            </w:pPr>
+            <w:r>
+              <w:rPr>
+                <w:rFonts w:ascii="Times New Roman" w:hAnsi="Times New Roman" w:eastAsia="Times New Roman" w:cs="Times New Roman"/>
+                <w:i w:val="false"/>
+                <w:b w:val="false"/>
+                <w:u w:val="none"/>
+                <w:strike w:val="false"/>
                 <w:sz w:val="24"/>
                 <w:szCs w:val="24"/>
                 <w:color w:val="000000"/>
@@ -4735,17 +4892,19 @@
                 <w:i w:val="false"/>
                 <w:b w:val="false"/>
                 <w:u w:val="none"/>
-                <w:sz w:val="24"/>
-                <w:szCs w:val="24"/>
-                <w:color w:val="000000"/>
-              </w:rPr>
-            </w:pPr>
-            <w:r>
-              <w:rPr>
-                <w:rFonts w:ascii="Times New Roman" w:hAnsi="Times New Roman" w:eastAsia="Times New Roman" w:cs="Times New Roman"/>
-                <w:i w:val="false"/>
-                <w:b w:val="false"/>
-                <w:u w:val="none"/>
+                <w:strike w:val="false"/>
+                <w:sz w:val="24"/>
+                <w:szCs w:val="24"/>
+                <w:color w:val="000000"/>
+              </w:rPr>
+            </w:pPr>
+            <w:r>
+              <w:rPr>
+                <w:rFonts w:ascii="Times New Roman" w:hAnsi="Times New Roman" w:eastAsia="Times New Roman" w:cs="Times New Roman"/>
+                <w:i w:val="false"/>
+                <w:b w:val="false"/>
+                <w:u w:val="none"/>
+                <w:strike w:val="false"/>
                 <w:sz w:val="24"/>
                 <w:szCs w:val="24"/>
                 <w:color w:val="000000"/>
@@ -4759,7 +4918,6 @@
         <w:trPr>
           <w:trHeight w:val="360" w:hRule="auto"/>
         </w:trPr>
-        body14
         <w:tc>
           <w:tcPr>
             <w:tcBorders>
@@ -4794,17 +4952,19 @@
                 <w:i w:val="false"/>
                 <w:b w:val="false"/>
                 <w:u w:val="none"/>
-                <w:sz w:val="24"/>
-                <w:szCs w:val="24"/>
-                <w:color w:val="000000"/>
-              </w:rPr>
-            </w:pPr>
-            <w:r>
-              <w:rPr>
-                <w:rFonts w:ascii="Times New Roman" w:hAnsi="Times New Roman" w:eastAsia="Times New Roman" w:cs="Times New Roman"/>
-                <w:i w:val="false"/>
-                <w:b w:val="false"/>
-                <w:u w:val="none"/>
+                <w:strike w:val="false"/>
+                <w:sz w:val="24"/>
+                <w:szCs w:val="24"/>
+                <w:color w:val="000000"/>
+              </w:rPr>
+            </w:pPr>
+            <w:r>
+              <w:rPr>
+                <w:rFonts w:ascii="Times New Roman" w:hAnsi="Times New Roman" w:eastAsia="Times New Roman" w:cs="Times New Roman"/>
+                <w:i w:val="false"/>
+                <w:b w:val="false"/>
+                <w:u w:val="none"/>
+                <w:strike w:val="false"/>
                 <w:sz w:val="24"/>
                 <w:szCs w:val="24"/>
                 <w:color w:val="000000"/>
@@ -4847,17 +5007,19 @@
                 <w:i w:val="false"/>
                 <w:b w:val="false"/>
                 <w:u w:val="none"/>
-                <w:sz w:val="24"/>
-                <w:szCs w:val="24"/>
-                <w:color w:val="000000"/>
-              </w:rPr>
-            </w:pPr>
-            <w:r>
-              <w:rPr>
-                <w:rFonts w:ascii="Times New Roman" w:hAnsi="Times New Roman" w:eastAsia="Times New Roman" w:cs="Times New Roman"/>
-                <w:i w:val="false"/>
-                <w:b w:val="false"/>
-                <w:u w:val="none"/>
+                <w:strike w:val="false"/>
+                <w:sz w:val="24"/>
+                <w:szCs w:val="24"/>
+                <w:color w:val="000000"/>
+              </w:rPr>
+            </w:pPr>
+            <w:r>
+              <w:rPr>
+                <w:rFonts w:ascii="Times New Roman" w:hAnsi="Times New Roman" w:eastAsia="Times New Roman" w:cs="Times New Roman"/>
+                <w:i w:val="false"/>
+                <w:b w:val="false"/>
+                <w:u w:val="none"/>
+                <w:strike w:val="false"/>
                 <w:sz w:val="24"/>
                 <w:szCs w:val="24"/>
                 <w:color w:val="000000"/>
@@ -4900,17 +5062,19 @@
                 <w:i w:val="false"/>
                 <w:b w:val="false"/>
                 <w:u w:val="none"/>
-                <w:sz w:val="24"/>
-                <w:szCs w:val="24"/>
-                <w:color w:val="000000"/>
-              </w:rPr>
-            </w:pPr>
-            <w:r>
-              <w:rPr>
-                <w:rFonts w:ascii="Times New Roman" w:hAnsi="Times New Roman" w:eastAsia="Times New Roman" w:cs="Times New Roman"/>
-                <w:i w:val="false"/>
-                <w:b w:val="false"/>
-                <w:u w:val="none"/>
+                <w:strike w:val="false"/>
+                <w:sz w:val="24"/>
+                <w:szCs w:val="24"/>
+                <w:color w:val="000000"/>
+              </w:rPr>
+            </w:pPr>
+            <w:r>
+              <w:rPr>
+                <w:rFonts w:ascii="Times New Roman" w:hAnsi="Times New Roman" w:eastAsia="Times New Roman" w:cs="Times New Roman"/>
+                <w:i w:val="false"/>
+                <w:b w:val="false"/>
+                <w:u w:val="none"/>
+                <w:strike w:val="false"/>
                 <w:sz w:val="24"/>
                 <w:szCs w:val="24"/>
                 <w:color w:val="000000"/>
@@ -4953,17 +5117,19 @@
                 <w:i w:val="false"/>
                 <w:b w:val="false"/>
                 <w:u w:val="none"/>
-                <w:sz w:val="24"/>
-                <w:szCs w:val="24"/>
-                <w:color w:val="000000"/>
-              </w:rPr>
-            </w:pPr>
-            <w:r>
-              <w:rPr>
-                <w:rFonts w:ascii="Times New Roman" w:hAnsi="Times New Roman" w:eastAsia="Times New Roman" w:cs="Times New Roman"/>
-                <w:i w:val="false"/>
-                <w:b w:val="false"/>
-                <w:u w:val="none"/>
+                <w:strike w:val="false"/>
+                <w:sz w:val="24"/>
+                <w:szCs w:val="24"/>
+                <w:color w:val="000000"/>
+              </w:rPr>
+            </w:pPr>
+            <w:r>
+              <w:rPr>
+                <w:rFonts w:ascii="Times New Roman" w:hAnsi="Times New Roman" w:eastAsia="Times New Roman" w:cs="Times New Roman"/>
+                <w:i w:val="false"/>
+                <w:b w:val="false"/>
+                <w:u w:val="none"/>
+                <w:strike w:val="false"/>
                 <w:sz w:val="24"/>
                 <w:szCs w:val="24"/>
                 <w:color w:val="000000"/>
@@ -5006,17 +5172,19 @@
                 <w:i w:val="false"/>
                 <w:b w:val="false"/>
                 <w:u w:val="none"/>
-                <w:sz w:val="24"/>
-                <w:szCs w:val="24"/>
-                <w:color w:val="000000"/>
-              </w:rPr>
-            </w:pPr>
-            <w:r>
-              <w:rPr>
-                <w:rFonts w:ascii="Times New Roman" w:hAnsi="Times New Roman" w:eastAsia="Times New Roman" w:cs="Times New Roman"/>
-                <w:i w:val="false"/>
-                <w:b w:val="false"/>
-                <w:u w:val="none"/>
+                <w:strike w:val="false"/>
+                <w:sz w:val="24"/>
+                <w:szCs w:val="24"/>
+                <w:color w:val="000000"/>
+              </w:rPr>
+            </w:pPr>
+            <w:r>
+              <w:rPr>
+                <w:rFonts w:ascii="Times New Roman" w:hAnsi="Times New Roman" w:eastAsia="Times New Roman" w:cs="Times New Roman"/>
+                <w:i w:val="false"/>
+                <w:b w:val="false"/>
+                <w:u w:val="none"/>
+                <w:strike w:val="false"/>
                 <w:sz w:val="24"/>
                 <w:szCs w:val="24"/>
                 <w:color w:val="000000"/>
@@ -5059,17 +5227,19 @@
                 <w:i w:val="false"/>
                 <w:b w:val="false"/>
                 <w:u w:val="none"/>
-                <w:sz w:val="24"/>
-                <w:szCs w:val="24"/>
-                <w:color w:val="000000"/>
-              </w:rPr>
-            </w:pPr>
-            <w:r>
-              <w:rPr>
-                <w:rFonts w:ascii="Times New Roman" w:hAnsi="Times New Roman" w:eastAsia="Times New Roman" w:cs="Times New Roman"/>
-                <w:i w:val="false"/>
-                <w:b w:val="false"/>
-                <w:u w:val="none"/>
+                <w:strike w:val="false"/>
+                <w:sz w:val="24"/>
+                <w:szCs w:val="24"/>
+                <w:color w:val="000000"/>
+              </w:rPr>
+            </w:pPr>
+            <w:r>
+              <w:rPr>
+                <w:rFonts w:ascii="Times New Roman" w:hAnsi="Times New Roman" w:eastAsia="Times New Roman" w:cs="Times New Roman"/>
+                <w:i w:val="false"/>
+                <w:b w:val="false"/>
+                <w:u w:val="none"/>
+                <w:strike w:val="false"/>
                 <w:sz w:val="24"/>
                 <w:szCs w:val="24"/>
                 <w:color w:val="000000"/>
@@ -5080,9 +5250,9 @@
         </w:tc>
       </w:tr>
     </w:tbl>
-    <w:sectPr w:officer="true">
-      <w:pgMar w:header="720" w:bottom="1440" w:top="1440" w:right="1440" w:left="1440" w:footer="720" w:gutter="720"/>
-      <w:pgSz w:h="16848" w:w="11952" w:orient="portrait"/>
+    <w:sectPr>
+      <w:pgMar w:header="708" w:bottom="1417" w:top="1417" w:right="1417" w:left="1417" w:footer="708" w:gutter="0"/>
+      <w:pgSz w:h="16838" w:w="11906" w:orient="portrait"/>
       <w:type w:val="continuous"/>
       <w:cols/>
     </w:sectPr>
